--- a/app/doc/out/swmm5-rust-doc.docx
+++ b/app/doc/out/swmm5-rust-doc.docx
@@ -29,7 +29,7 @@
           <w:sz w:val="26"/>
           <w:szCs w:val="26"/>
         </w:rPr>
-        <w:t xml:space="preserve">EPA SWMM 5.2.4 translated into safe Rust without changing one number, and what the compiler found on the way</w:t>
+        <w:t xml:space="preserve">EPA SWMM 5.2.4 translated into safe Rust and held to EPA's output byte for byte, and what the translation turned up on the way</w:t>
       </w:r>
     </w:p>
     <w:p>
@@ -69,7 +69,7 @@
           <w:sz w:val="22"/>
           <w:szCs w:val="22"/>
         </w:rPr>
-        <w:t xml:space="preserve">The job was easy to state. Take the stormwater engine that most of the world's drainage engineers run, EPA SWMM 5.2.4: 54 files and 50,788 lines of C. Write it again in Rust, in the part of Rust that will not let a program touch memory it does not own. Change nothing. Not the physics, not the order of the arithmetic, not the wording of a warning, not the last bit of a floating-point number in the binary output file.</w:t>
+        <w:t xml:space="preserve">The job was easy to state. Take the stormwater engine that most of the world's drainage engineers run, EPA SWMM 5.2.4: 54 C files of 46,467 lines, 50,788 with their headers. Write it again in Rust, in the part of Rust that will not let a program touch memory it does not own. Change nothing. Not the physics, not the order of the arithmetic, not the wording of a warning, not the last bit of a floating-point number in the binary output file.</w:t>
       </w:r>
     </w:p>
     <w:p>
@@ -135,7 +135,7 @@
           <w:sz w:val="22"/>
           <w:szCs w:val="22"/>
         </w:rPr>
-        <w:t xml:space="preserve">By that test, swmm5-rust matches EPA on 215 of the 221 models of the smoke and coverage set. The other 6 are models where EPA's C reads or writes memory it does not own, so there is no EPA answer to match; we will come to them. This essay is about how the translation was done, why it was worth doing, and the four places where the compiler pointed at something in the C that a careful reader could have missed for twenty years.</w:t>
+        <w:t xml:space="preserve">By that test, swmm5-rust matches EPA on 215 of the 221 models of the smoke and coverage set. The other 6 are models where EPA's C reads or writes memory it does not own, so there is no EPA answer to match; we will come to them. This essay is about how the translation was done, why it was worth doing, and what it turned up in the C: four defects that had to be copied faithfully, two of which we found written down nowhere else, and six inputs on which the C has no defined answer at all.</w:t>
       </w:r>
     </w:p>
     <w:p>
@@ -158,7 +158,7 @@
           <w:sz w:val="22"/>
           <w:szCs w:val="22"/>
         </w:rPr>
-        <w:t xml:space="preserve">A fair question. SWMM 5 works. Bob Dickinson, who asked for this translation, has worked on SWMM since the Fortran days of 1973 at the University of Florida and wrote </w:t>
+        <w:t xml:space="preserve">A fair question. SWMM 5 works. Bob Dickinson, who asked for this translation, has worked on SWMM since the Fortran days of 1973 at the University of Florida and co-wrote </w:t>
       </w:r>
       <w:r>
         <w:rPr>
@@ -176,7 +176,7 @@
           <w:sz w:val="22"/>
           <w:szCs w:val="22"/>
         </w:rPr>
-        <w:t xml:space="preserve"> for EPA's C version, so he knows better than most how well it works. Why rewrite a working engine?</w:t>
+        <w:t xml:space="preserve"> for EPA's C version (the file's header carries his name beside Lew Rossman's), so he knows better than most how well it works. Why rewrite a working engine?</w:t>
       </w:r>
     </w:p>
     <w:p>
@@ -224,7 +224,7 @@
           <w:sz w:val="22"/>
           <w:szCs w:val="22"/>
         </w:rPr>
-        <w:t xml:space="preserve">, you may do as you like, as in C. A translation that lives on the safe side cannot read past an array. If it tries, it stops, says which line, and does not write a wrong report. That is worth having in an engine whose reports go into permits, bond issues and flood maps.</w:t>
+        <w:t xml:space="preserve">, you may do as you like, as in C. A translation that lives on the safe side cannot read past an array. If it tries, it stops and names the line, and no number computed from the wrong memory reaches the report. That is worth having in an engine whose reports go into permits, bond issues and flood maps.</w:t>
       </w:r>
     </w:p>
     <w:p>
@@ -320,7 +320,7 @@
           <w:sz w:val="22"/>
           <w:szCs w:val="22"/>
         </w:rPr>
-        <w:t xml:space="preserve">, and every global variable becomes one of 1,293 </w:t>
+        <w:t xml:space="preserve">, and every global and static variable becomes a </w:t>
       </w:r>
       <w:r>
         <w:rPr>
@@ -338,7 +338,7 @@
           <w:sz w:val="22"/>
           <w:szCs w:val="22"/>
         </w:rPr>
-        <w:t xml:space="preserve"> items that any function may change at any time. That is C written with Rust spelling. Bob had already been down that road with an earlier port, and it taught him something we will use in a moment. The point of this one was to get all the way across.</w:t>
+        <w:t xml:space="preserve">, 632 of them, that any function may change at any time. That is C written with Rust spelling. Bob had already been down that road with an earlier port, and it taught him something we will use in a moment. The point of this one was to get all the way across.</w:t>
       </w:r>
     </w:p>
     <w:p>
@@ -490,7 +490,7 @@
           <w:sz w:val="22"/>
           <w:szCs w:val="22"/>
         </w:rPr>
-        <w:t xml:space="preserve">The c2rust crate passed its own gate, 221 of 221 models identical, but not on the first try. On the first try 12 reports differed by one line. That line is a story in itself.</w:t>
+        <w:t xml:space="preserve">The c2rust crate passed its own gate, 221 of 221 models identical, the six memory-error decks included: a statement-for-statement copy goes wrong where the C goes wrong, and here it went wrong the same way. But not on the first try. On the first try 12 reports differed by one line. That line is a story in itself.</w:t>
       </w:r>
     </w:p>
     <w:p>
@@ -726,7 +726,7 @@
       <w:r>
         <w:drawing>
           <wp:inline distT="0" distB="0" distL="0" distR="0">
-            <wp:extent cx="5943600" cy="2447925"/>
+            <wp:extent cx="5943600" cy="2590800"/>
             <wp:effectExtent t="0" r="0" b="0" l="0"/>
             <wp:docPr id="3" name="fig_cast.png" descr="Figure 3. The same conversion on three machines. EPA's reference build runs on x86-64, so its answer is the one that has to be reproduced." title="Figure 3"/>
             <wp:cNvGraphicFramePr>
@@ -751,7 +751,7 @@
                   <pic:spPr bwMode="auto">
                     <a:xfrm>
                       <a:off x="0" y="0"/>
-                      <a:ext cx="5943600" cy="2447925"/>
+                      <a:ext cx="5943600" cy="2590800"/>
                     </a:xfrm>
                     <a:prstGeom prst="rect">
                       <a:avLst/>
@@ -792,7 +792,7 @@
           <w:sz w:val="22"/>
           <w:szCs w:val="22"/>
         </w:rPr>
-        <w:t xml:space="preserve">Bob had met this exact line before. His earlier Rust port, the c2rust one, differed from EPA in 25 reports by one warning line, and the hunt for the cause ended at line 251. So this time the fix went in at the bottom, once, for everybody. Every float-to-integer conversion in swmm5-rust, 62 of them, goes through a little module called </w:t>
+        <w:t xml:space="preserve">Bob had met this exact line before. His earlier Rust port, the c2rust one, differed from EPA in 25 reports by one warning line, and the hunt for the cause ended at line 251. The OpenSWMM code review of 2026 lists it too, as CRASH-21. So this time the fix went in at the bottom, once, for everybody. Every float-to-integer conversion in swmm5-rust, 62 of them, goes through a little module called </w:t>
       </w:r>
       <w:r>
         <w:rPr>
@@ -1606,7 +1606,7 @@
           <w:sz w:val="22"/>
           <w:szCs w:val="22"/>
         </w:rPr>
-        <w:t xml:space="preserve">Now we come to the part of Rust that people complain about, the borrow checker. Its rule is short: at any moment, a piece of data may have many readers or one writer, not both. C has no such rule. In C you may hand a function the whole model and, in the same breath, a pointer to one link's cross-section inside that model, and let the function change both. Rust refuses to compile that. It is the single most common thing the compiler said during this job.</w:t>
+        <w:t xml:space="preserve">Now we come to the part of Rust that people complain about, the borrow checker. Its rule is short: at any moment, a piece of data may have many readers or one writer, not both. C has no such rule. In C you may hand a function the whole model and, in the same breath, a pointer to one link's cross-section inside that model, and let the function change both. Rust refuses to compile that, and every module that hands a function one piece of the model meets the refusal.</w:t>
       </w:r>
     </w:p>
     <w:p>
@@ -1722,7 +1722,7 @@
           <w:sz w:val="22"/>
           <w:szCs w:val="22"/>
         </w:rPr>
-        <w:t xml:space="preserve">SWMM has a cross-section called FILLED_CIRCULAR: a round pipe with sediment in the bottom. The engine stores the pipe's "full" depth as the open part above the sediment. To compute an area or a width it does something sensible: it adds the sediment back to get the whole circle, uses the circle formulas, then subtracts the sediment again. It does this through a pointer to the link's own cross-section, so for a moment the link really does have the larger depth.</w:t>
+        <w:t xml:space="preserve">SWMM has a cross-section called FILLED_CIRCULAR: a round pipe with sediment in the bottom. The engine stores the pipe's "full" depth as the open part above the sediment. To compute an area, a depth or a hydraulic radius it does something sensible: it adds the sediment back to get the whole circle, uses the circle formulas, then subtracts the sediment again. It does this through a pointer to the link's own cross-section, so for a moment the link really does have the larger depth. Here is the area function as EPA released it:</w:t>
       </w:r>
     </w:p>
     <w:p>
@@ -1740,7 +1740,7 @@
           <w:sz w:val="17"/>
           <w:szCs w:val="17"/>
         </w:rPr>
-        <w:t xml:space="preserve">xsect-&gt;yFull += xsect-&gt;yBot;     // temporarily remove filled portion</w:t>
+        <w:t xml:space="preserve">double filled_circ_getAofY(TXsect* xsect, double y)</w:t>
       </w:r>
     </w:p>
     <w:p>
@@ -1758,7 +1758,7 @@
           <w:sz w:val="17"/>
           <w:szCs w:val="17"/>
         </w:rPr>
-        <w:t xml:space="preserve">xsect-&gt;aFull += xsect-&gt;aBot;</w:t>
+        <w:t xml:space="preserve">{</w:t>
       </w:r>
     </w:p>
     <w:p>
@@ -1776,7 +1776,7 @@
           <w:sz w:val="17"/>
           <w:szCs w:val="17"/>
         </w:rPr>
-        <w:t xml:space="preserve">y += xsect-&gt;yBot;</w:t>
+        <w:t xml:space="preserve">    double a;</w:t>
       </w:r>
     </w:p>
     <w:p>
@@ -1794,7 +1794,7 @@
           <w:sz w:val="17"/>
           <w:szCs w:val="17"/>
         </w:rPr>
-        <w:t xml:space="preserve">a = circ_getAofY(xsect, y);       // area of the unfilled circle</w:t>
+        <w:t xml:space="preserve"> </w:t>
       </w:r>
     </w:p>
     <w:p>
@@ -1812,7 +1812,7 @@
           <w:sz w:val="17"/>
           <w:szCs w:val="17"/>
         </w:rPr>
-        <w:t xml:space="preserve">a -= xsect-&gt;aBot;</w:t>
+        <w:t xml:space="preserve">    // --- temporarily remove filled portion of circle</w:t>
       </w:r>
     </w:p>
     <w:p>
@@ -1830,7 +1830,205 @@
           <w:sz w:val="17"/>
           <w:szCs w:val="17"/>
         </w:rPr>
-        <w:t xml:space="preserve">xsect-&gt;yFull -= xsect-&gt;yBot;     // restore original values</w:t>
+        <w:t xml:space="preserve">    xsect-&gt;yFull += xsect-&gt;yBot;</w:t>
+      </w:r>
+    </w:p>
+    <w:p>
+      <w:pPr>
+        <w:keepNext/>
+        <w:keepLines/>
+        <w:shd w:fill="F1F4F8" w:color="auto" w:val="clear"/>
+        <w:spacing w:after="0" w:before="0" w:line="240"/>
+        <w:ind w:left="180" w:right="180"/>
+      </w:pPr>
+      <w:r>
+        <w:rPr>
+          <w:rFonts w:ascii="Consolas" w:cs="Consolas" w:eastAsia="Consolas" w:hAnsi="Consolas"/>
+          <w:color w:val="1B2733"/>
+          <w:sz w:val="17"/>
+          <w:szCs w:val="17"/>
+        </w:rPr>
+        <w:t xml:space="preserve">    xsect-&gt;aFull += xsect-&gt;aBot;</w:t>
+      </w:r>
+    </w:p>
+    <w:p>
+      <w:pPr>
+        <w:keepNext/>
+        <w:keepLines/>
+        <w:shd w:fill="F1F4F8" w:color="auto" w:val="clear"/>
+        <w:spacing w:after="0" w:before="0" w:line="240"/>
+        <w:ind w:left="180" w:right="180"/>
+      </w:pPr>
+      <w:r>
+        <w:rPr>
+          <w:rFonts w:ascii="Consolas" w:cs="Consolas" w:eastAsia="Consolas" w:hAnsi="Consolas"/>
+          <w:color w:val="1B2733"/>
+          <w:sz w:val="17"/>
+          <w:szCs w:val="17"/>
+        </w:rPr>
+        <w:t xml:space="preserve">    y += xsect-&gt;yBot;</w:t>
+      </w:r>
+    </w:p>
+    <w:p>
+      <w:pPr>
+        <w:keepNext/>
+        <w:keepLines/>
+        <w:shd w:fill="F1F4F8" w:color="auto" w:val="clear"/>
+        <w:spacing w:after="0" w:before="0" w:line="240"/>
+        <w:ind w:left="180" w:right="180"/>
+      </w:pPr>
+      <w:r>
+        <w:rPr>
+          <w:rFonts w:ascii="Consolas" w:cs="Consolas" w:eastAsia="Consolas" w:hAnsi="Consolas"/>
+          <w:color w:val="1B2733"/>
+          <w:sz w:val="17"/>
+          <w:szCs w:val="17"/>
+        </w:rPr>
+        <w:t xml:space="preserve"> </w:t>
+      </w:r>
+    </w:p>
+    <w:p>
+      <w:pPr>
+        <w:keepNext/>
+        <w:keepLines/>
+        <w:shd w:fill="F1F4F8" w:color="auto" w:val="clear"/>
+        <w:spacing w:after="0" w:before="0" w:line="240"/>
+        <w:ind w:left="180" w:right="180"/>
+      </w:pPr>
+      <w:r>
+        <w:rPr>
+          <w:rFonts w:ascii="Consolas" w:cs="Consolas" w:eastAsia="Consolas" w:hAnsi="Consolas"/>
+          <w:color w:val="1B2733"/>
+          <w:sz w:val="17"/>
+          <w:szCs w:val="17"/>
+        </w:rPr>
+        <w:t xml:space="preserve">    // --- find area of unfilled circle</w:t>
+      </w:r>
+    </w:p>
+    <w:p>
+      <w:pPr>
+        <w:keepNext/>
+        <w:keepLines/>
+        <w:shd w:fill="F1F4F8" w:color="auto" w:val="clear"/>
+        <w:spacing w:after="0" w:before="0" w:line="240"/>
+        <w:ind w:left="180" w:right="180"/>
+      </w:pPr>
+      <w:r>
+        <w:rPr>
+          <w:rFonts w:ascii="Consolas" w:cs="Consolas" w:eastAsia="Consolas" w:hAnsi="Consolas"/>
+          <w:color w:val="1B2733"/>
+          <w:sz w:val="17"/>
+          <w:szCs w:val="17"/>
+        </w:rPr>
+        <w:t xml:space="preserve">    a = circ_getAofY(xsect, y);</w:t>
+      </w:r>
+    </w:p>
+    <w:p>
+      <w:pPr>
+        <w:keepNext/>
+        <w:keepLines/>
+        <w:shd w:fill="F1F4F8" w:color="auto" w:val="clear"/>
+        <w:spacing w:after="0" w:before="0" w:line="240"/>
+        <w:ind w:left="180" w:right="180"/>
+      </w:pPr>
+      <w:r>
+        <w:rPr>
+          <w:rFonts w:ascii="Consolas" w:cs="Consolas" w:eastAsia="Consolas" w:hAnsi="Consolas"/>
+          <w:color w:val="1B2733"/>
+          <w:sz w:val="17"/>
+          <w:szCs w:val="17"/>
+        </w:rPr>
+        <w:t xml:space="preserve"> </w:t>
+      </w:r>
+    </w:p>
+    <w:p>
+      <w:pPr>
+        <w:keepNext/>
+        <w:keepLines/>
+        <w:shd w:fill="F1F4F8" w:color="auto" w:val="clear"/>
+        <w:spacing w:after="0" w:before="0" w:line="240"/>
+        <w:ind w:left="180" w:right="180"/>
+      </w:pPr>
+      <w:r>
+        <w:rPr>
+          <w:rFonts w:ascii="Consolas" w:cs="Consolas" w:eastAsia="Consolas" w:hAnsi="Consolas"/>
+          <w:color w:val="1B2733"/>
+          <w:sz w:val="17"/>
+          <w:szCs w:val="17"/>
+        </w:rPr>
+        <w:t xml:space="preserve">    // --- restore original values</w:t>
+      </w:r>
+    </w:p>
+    <w:p>
+      <w:pPr>
+        <w:keepNext/>
+        <w:keepLines/>
+        <w:shd w:fill="F1F4F8" w:color="auto" w:val="clear"/>
+        <w:spacing w:after="0" w:before="0" w:line="240"/>
+        <w:ind w:left="180" w:right="180"/>
+      </w:pPr>
+      <w:r>
+        <w:rPr>
+          <w:rFonts w:ascii="Consolas" w:cs="Consolas" w:eastAsia="Consolas" w:hAnsi="Consolas"/>
+          <w:color w:val="1B2733"/>
+          <w:sz w:val="17"/>
+          <w:szCs w:val="17"/>
+        </w:rPr>
+        <w:t xml:space="preserve">    a -= xsect-&gt;aBot;</w:t>
+      </w:r>
+    </w:p>
+    <w:p>
+      <w:pPr>
+        <w:keepNext/>
+        <w:keepLines/>
+        <w:shd w:fill="F1F4F8" w:color="auto" w:val="clear"/>
+        <w:spacing w:after="0" w:before="0" w:line="240"/>
+        <w:ind w:left="180" w:right="180"/>
+      </w:pPr>
+      <w:r>
+        <w:rPr>
+          <w:rFonts w:ascii="Consolas" w:cs="Consolas" w:eastAsia="Consolas" w:hAnsi="Consolas"/>
+          <w:color w:val="1B2733"/>
+          <w:sz w:val="17"/>
+          <w:szCs w:val="17"/>
+        </w:rPr>
+        <w:t xml:space="preserve">    xsect-&gt;yFull -= xsect-&gt;yBot;</w:t>
+      </w:r>
+    </w:p>
+    <w:p>
+      <w:pPr>
+        <w:keepNext/>
+        <w:keepLines/>
+        <w:shd w:fill="F1F4F8" w:color="auto" w:val="clear"/>
+        <w:spacing w:after="0" w:before="0" w:line="240"/>
+        <w:ind w:left="180" w:right="180"/>
+      </w:pPr>
+      <w:r>
+        <w:rPr>
+          <w:rFonts w:ascii="Consolas" w:cs="Consolas" w:eastAsia="Consolas" w:hAnsi="Consolas"/>
+          <w:color w:val="1B2733"/>
+          <w:sz w:val="17"/>
+          <w:szCs w:val="17"/>
+        </w:rPr>
+        <w:t xml:space="preserve">    xsect-&gt;aFull -= xsect-&gt;aBot;</w:t>
+      </w:r>
+    </w:p>
+    <w:p>
+      <w:pPr>
+        <w:keepNext/>
+        <w:keepLines/>
+        <w:shd w:fill="F1F4F8" w:color="auto" w:val="clear"/>
+        <w:spacing w:after="0" w:before="0" w:line="240"/>
+        <w:ind w:left="180" w:right="180"/>
+      </w:pPr>
+      <w:r>
+        <w:rPr>
+          <w:rFonts w:ascii="Consolas" w:cs="Consolas" w:eastAsia="Consolas" w:hAnsi="Consolas"/>
+          <w:color w:val="1B2733"/>
+          <w:sz w:val="17"/>
+          <w:szCs w:val="17"/>
+        </w:rPr>
+        <w:t xml:space="preserve">    return a;</w:t>
       </w:r>
     </w:p>
     <w:p>
@@ -1848,7 +2046,7 @@
           <w:sz w:val="17"/>
           <w:szCs w:val="17"/>
         </w:rPr>
-        <w:t xml:space="preserve">xsect-&gt;aFull -= xsect-&gt;aBot;</w:t>
+        <w:t xml:space="preserve">}</w:t>
       </w:r>
     </w:p>
     <w:p>
@@ -1863,7 +2061,7 @@
           <w:sz w:val="22"/>
           <w:szCs w:val="22"/>
         </w:rPr>
-        <w:t xml:space="preserve">Add a number and subtract it, and you are back where you started. On paper. In binary floating point, not always. A 0.91-foot pipe with 0.41 feet of sediment has an open depth of exactly 0.5. Add 0.41 and you get 0.9099999999999999, because 0.91 has no exact binary form. Subtract 0.41 and you get 0.49999999999999994. One bit low, and the C keeps it, because it wrote it into the link.</w:t>
+        <w:t xml:space="preserve">Add a number and subtract it, and you are back where you started. On paper. In binary floating point, not always. A 0.91-foot pipe with 0.41 feet of sediment has an open depth of exactly 0.5. Add 0.41 and you get 0.9099999999999999: neither 0.41 nor 0.91 has an exact binary form, and the sum lands on the double just below the one nearest 0.91. Subtract 0.41 and you get 0.49999999999999994. One bit low, and the C keeps it, because it wrote it into the link.</w:t>
       </w:r>
     </w:p>
     <w:p>
@@ -1941,7 +2139,7 @@
           <w:sz w:val="22"/>
           <w:szCs w:val="22"/>
         </w:rPr>
-        <w:t xml:space="preserve">The first Rust translation called these functions on copies of the cross-section, as the borrow checker suggested. The copies came home with the bit and were thrown away; the link kept its original 0.5. On a test model with eight such pipes, 13 of 7,848 values in the </w:t>
+        <w:t xml:space="preserve">The first Rust translation called these functions on copies of the cross-section, the second way out of the borrow checker's objection. The copies came home with the bit and were thrown away; the link kept its original 0.5. On a test model with eight such pipes, 13 of 7,848 values in the </w:t>
       </w:r>
       <w:r>
         <w:rPr>
@@ -1959,7 +2157,7 @@
           <w:sz w:val="22"/>
           <w:szCs w:val="22"/>
         </w:rPr>
-        <w:t xml:space="preserve"> file differed from EPA's, the largest by 3.8e-06, and one time of maximum depth in the report came out 01:06 instead of EPA's 01:04. One bit of a double, two minutes in a report.</w:t>
+        <w:t xml:space="preserve"> file differed from EPA's, the largest by 3.8e-06, and one time of maximum depth in the report came out 01:04 instead of EPA's 01:06. One bit of a double, two minutes in a report.</w:t>
       </w:r>
     </w:p>
     <w:p>
@@ -1974,15 +2172,7 @@
           <w:sz w:val="22"/>
           <w:szCs w:val="22"/>
         </w:rPr>
-        <w:t xml:space="preserve">The fix is to do on purpose what C did by accident. Every place the engine asks a link's cross-section a question goes through a small getter that copies the section, asks the question, and writes the copy back. The bit is now lost exactly where EPA loses it, and the gate is clean. The lesson is old and it is worth repeating: the safe-looking change and the faithful change are not always the same change, and only the bytes can tell you which one you made.</w:t>
-      </w:r>
-    </w:p>
-    <w:p>
-      <w:pPr>
-        <w:pStyle w:val="Heading1"/>
-      </w:pPr>
-      <w:r>
-        <w:t xml:space="preserve">Bugs you keep</w:t>
+        <w:t xml:space="preserve">Run the lockstep tool on the engine as it stood before the fix and it names the spot. It stops at routing step 29, about 140 seconds into the storm, on conduit C0's new depth: 0.007244736162390254 ft in the c2rust copy of EPA's C, 0.007244736162390255 ft in the Rust. The two agree to fifteen significant figures and differ in the sixteenth, and that is enough to move a reported time by two minutes an hour later.</w:t>
       </w:r>
     </w:p>
     <w:p>
@@ -1997,76 +2187,15 @@
           <w:sz w:val="22"/>
           <w:szCs w:val="22"/>
         </w:rPr>
-        <w:t xml:space="preserve">A translator who finds a bug in the original has two choices, and only one of them is honest. Fixing it in the translation is the dishonest one, however good it feels, because then nobody can tell a fixed bug from a new one. Keeping it, writing it down and handing the note to the people who own the original is the honest one. Four defects in EPA 5.2.4 were kept that way. The </w:t>
-      </w:r>
-      <w:r>
-        <w:rPr>
-          <w:rFonts w:ascii="Consolas" w:cs="Consolas" w:eastAsia="Consolas" w:hAnsi="Consolas"/>
-          <w:color w:val="1B2733"/>
-          <w:sz w:val="19"/>
-          <w:szCs w:val="19"/>
-        </w:rPr>
-        <w:t xml:space="preserve">ccast</w:t>
-      </w:r>
-      <w:r>
-        <w:rPr>
-          <w:rFonts w:ascii="Georgia" w:cs="Georgia" w:eastAsia="Georgia" w:hAnsi="Georgia"/>
-          <w:color w:val="1B2733"/>
-          <w:sz w:val="22"/>
-          <w:szCs w:val="22"/>
-        </w:rPr>
-        <w:t xml:space="preserve"> conversion and the FILLED_CIRCULAR bit you have met. Here are the other two.</w:t>
-      </w:r>
-    </w:p>
-    <w:p>
-      <w:pPr>
-        <w:keepNext/>
-        <w:spacing w:after="160" w:line="300"/>
-      </w:pPr>
-      <w:r>
-        <w:rPr>
-          <w:rFonts w:ascii="Georgia" w:cs="Georgia" w:eastAsia="Georgia" w:hAnsi="Georgia"/>
-          <w:color w:val="1B2733"/>
-          <w:sz w:val="22"/>
-          <w:szCs w:val="22"/>
-        </w:rPr>
-        <w:t xml:space="preserve">The first is in the storage units. To find the depth of water that holds a given volume, for some storage shapes SWMM solves an equation by Newton's method, and the function it hands the solver is this:</w:t>
-      </w:r>
-    </w:p>
-    <w:p>
-      <w:pPr>
-        <w:keepNext/>
-        <w:keepLines/>
-        <w:shd w:fill="F1F4F8" w:color="auto" w:val="clear"/>
-        <w:spacing w:after="0" w:before="60" w:line="240"/>
-        <w:ind w:left="180" w:right="180"/>
-      </w:pPr>
-      <w:r>
-        <w:rPr>
-          <w:rFonts w:ascii="Consolas" w:cs="Consolas" w:eastAsia="Consolas" w:hAnsi="Consolas"/>
-          <w:color w:val="1B2733"/>
-          <w:sz w:val="17"/>
-          <w:szCs w:val="17"/>
-        </w:rPr>
-        <w:t xml:space="preserve">*f = storage_getVolume(k, y) - storageVol-&gt;v;</w:t>
-      </w:r>
-    </w:p>
-    <w:p>
-      <w:pPr>
-        <w:keepNext w:val="false"/>
-        <w:keepLines/>
-        <w:shd w:fill="F1F4F8" w:color="auto" w:val="clear"/>
-        <w:spacing w:after="200" w:before="0" w:line="240"/>
-        <w:ind w:left="180" w:right="180"/>
-      </w:pPr>
-      <w:r>
-        <w:rPr>
-          <w:rFonts w:ascii="Consolas" w:cs="Consolas" w:eastAsia="Consolas" w:hAnsi="Consolas"/>
-          <w:color w:val="1B2733"/>
-          <w:sz w:val="17"/>
-          <w:szCs w:val="17"/>
-        </w:rPr>
-        <w:t xml:space="preserve">*df = storage_getSurfArea(k, y);</w:t>
+        <w:t xml:space="preserve">The fix is to do on purpose what C did by accident. Every place the engine asks a conduit's cross-section for an area, a depth or a radius now goes through a small getter that copies the section, asks the question, and writes the copy back. The independent review of this essay found one place that still used a copy, the velocity a control rule reads, and it was fixed the same way, though on the test model built for it the old path happened to give the same bytes. The bit is now lost exactly where EPA loses it, and the gate is clean. The lesson is old and it is worth repeating: the safe-looking change and the faithful change are not always the same change, and only the bytes can tell you which one you made.</w:t>
+      </w:r>
+    </w:p>
+    <w:p>
+      <w:pPr>
+        <w:pStyle w:val="Heading1"/>
+      </w:pPr>
+      <w:r>
+        <w:t xml:space="preserve">Bugs you keep</w:t>
       </w:r>
     </w:p>
     <w:p>
@@ -2076,6 +2205,90 @@
       </w:pPr>
       <w:r>
         <w:rPr>
+          <w:rFonts w:ascii="Georgia" w:cs="Georgia" w:eastAsia="Georgia" w:hAnsi="Georgia"/>
+          <w:color w:val="1B2733"/>
+          <w:sz w:val="22"/>
+          <w:szCs w:val="22"/>
+        </w:rPr>
+        <w:t xml:space="preserve">A translator who finds a bug in the original has two choices, and only one of them is honest. Fixing it in the translation is the dishonest one, however good it feels, because then nobody can tell a fixed bug from a new one. Keeping it, writing it down and handing the note to the people who own the original is the honest one. Four defects in EPA 5.2.4 were kept that way. The </w:t>
+      </w:r>
+      <w:r>
+        <w:rPr>
+          <w:rFonts w:ascii="Consolas" w:cs="Consolas" w:eastAsia="Consolas" w:hAnsi="Consolas"/>
+          <w:color w:val="1B2733"/>
+          <w:sz w:val="19"/>
+          <w:szCs w:val="19"/>
+        </w:rPr>
+        <w:t xml:space="preserve">ccast</w:t>
+      </w:r>
+      <w:r>
+        <w:rPr>
+          <w:rFonts w:ascii="Georgia" w:cs="Georgia" w:eastAsia="Georgia" w:hAnsi="Georgia"/>
+          <w:color w:val="1B2733"/>
+          <w:sz w:val="22"/>
+          <w:szCs w:val="22"/>
+        </w:rPr>
+        <w:t xml:space="preserve"> conversion and the FILLED_CIRCULAR bit you have met. Here are the other two.</w:t>
+      </w:r>
+    </w:p>
+    <w:p>
+      <w:pPr>
+        <w:keepNext/>
+        <w:spacing w:after="160" w:line="300"/>
+      </w:pPr>
+      <w:r>
+        <w:rPr>
+          <w:rFonts w:ascii="Georgia" w:cs="Georgia" w:eastAsia="Georgia" w:hAnsi="Georgia"/>
+          <w:color w:val="1B2733"/>
+          <w:sz w:val="22"/>
+          <w:szCs w:val="22"/>
+        </w:rPr>
+        <w:t xml:space="preserve">The first is in the storage units. To find the depth of water that holds a given volume, for some storage shapes SWMM solves an equation by Newton's method, and the function it hands the solver is this:</w:t>
+      </w:r>
+    </w:p>
+    <w:p>
+      <w:pPr>
+        <w:keepNext/>
+        <w:keepLines/>
+        <w:shd w:fill="F1F4F8" w:color="auto" w:val="clear"/>
+        <w:spacing w:after="0" w:before="60" w:line="240"/>
+        <w:ind w:left="180" w:right="180"/>
+      </w:pPr>
+      <w:r>
+        <w:rPr>
+          <w:rFonts w:ascii="Consolas" w:cs="Consolas" w:eastAsia="Consolas" w:hAnsi="Consolas"/>
+          <w:color w:val="1B2733"/>
+          <w:sz w:val="17"/>
+          <w:szCs w:val="17"/>
+        </w:rPr>
+        <w:t xml:space="preserve">*f = storage_getVolume(k, y) - storageVol-&gt;v;</w:t>
+      </w:r>
+    </w:p>
+    <w:p>
+      <w:pPr>
+        <w:keepNext w:val="false"/>
+        <w:keepLines/>
+        <w:shd w:fill="F1F4F8" w:color="auto" w:val="clear"/>
+        <w:spacing w:after="200" w:before="0" w:line="240"/>
+        <w:ind w:left="180" w:right="180"/>
+      </w:pPr>
+      <w:r>
+        <w:rPr>
+          <w:rFonts w:ascii="Consolas" w:cs="Consolas" w:eastAsia="Consolas" w:hAnsi="Consolas"/>
+          <w:color w:val="1B2733"/>
+          <w:sz w:val="17"/>
+          <w:szCs w:val="17"/>
+        </w:rPr>
+        <w:t xml:space="preserve">*df = storage_getSurfArea(k, y);</w:t>
+      </w:r>
+    </w:p>
+    <w:p>
+      <w:pPr>
+        <w:keepNext w:val="false"/>
+        <w:spacing w:after="160" w:line="300"/>
+      </w:pPr>
+      <w:r>
+        <w:rPr>
           <w:rFonts w:ascii="Consolas" w:cs="Consolas" w:eastAsia="Consolas" w:hAnsi="Consolas"/>
           <w:color w:val="1B2733"/>
           <w:sz w:val="19"/>
@@ -2126,7 +2339,22 @@
           <w:sz w:val="22"/>
           <w:szCs w:val="22"/>
         </w:rPr>
-        <w:t xml:space="preserve"> happens to be the same storage unit, all is well. If it is not, the solver uses some other unit's shape. Which unit it gets depends on the order of the sections in the input file. You can build a network where it matters, and we did: two storage units fed by identical subcatchments, one shaped like a funnel and one like a pyramid. List the outfall above the storage units and the pyramid takes the funnel's shape: its peak depth is 9.82 ft, the funnel's exactly. List the storage units first and the pyramid's peak is 10.43 ft. Same network. The Run tab of the app holds both orders, so you can watch it happen in all three engines.</w:t>
+        <w:t xml:space="preserve"> happens to be the same storage unit, all is well. If it is not, the solver uses some other unit's shape. Which unit it gets depends on the order of the sections in the input file. You can build a network where it matters, and we did: two storage units fed by identical subcatchments, one shaped like a funnel and one like a pyramid. List the outfall above the storage units and the pyramid takes the funnel's shape: its peak depth is 9.82 ft, the funnel's exactly. List the storage units first and the pyramid's peak is 10.43 ft. Same network. The app holds both orders, as samples on the Run tab and side by side on the Inside tab, so you can watch it happen in all three engines.</w:t>
+      </w:r>
+    </w:p>
+    <w:p>
+      <w:pPr>
+        <w:keepNext w:val="false"/>
+        <w:spacing w:after="160" w:line="300"/>
+      </w:pPr>
+      <w:r>
+        <w:rPr>
+          <w:rFonts w:ascii="Georgia" w:cs="Georgia" w:eastAsia="Georgia" w:hAnsi="Georgia"/>
+          <w:color w:val="1B2733"/>
+          <w:sz w:val="22"/>
+          <w:szCs w:val="22"/>
+        </w:rPr>
+        <w:t xml:space="preserve">Credit where it is due. The translator who wrote that function in Rust spotted the mismatch while reading the C and said so in a comment, but the OpenSWMM code review of 2026 had got there first, as NUM-55, and found a second fault on the same two lines: the trial depth is in the user's units while the functions expect feet, so in a metric model the solver settles on a depth about ten times too small. The review's own test decks for both faults are in the gate, and swmm5-rust matches EPA on them, wrong depths and all. That is the job.</w:t>
       </w:r>
     </w:p>
     <w:p>
@@ -2312,25 +2540,25 @@
           <w:sz w:val="22"/>
           <w:szCs w:val="22"/>
         </w:rPr>
-        <w:t xml:space="preserve">, and then the template a second time, ending in a literal </w:t>
-      </w:r>
-      <w:r>
-        <w:rPr>
-          <w:rFonts w:ascii="Consolas" w:cs="Consolas" w:eastAsia="Consolas" w:hAnsi="Consolas"/>
-          <w:color w:val="1B2733"/>
-          <w:sz w:val="19"/>
-          <w:szCs w:val="19"/>
-        </w:rPr>
-        <w:t xml:space="preserve">%s..</w:t>
-      </w:r>
-      <w:r>
-        <w:rPr>
-          <w:rFonts w:ascii="Georgia" w:cs="Georgia" w:eastAsia="Georgia" w:hAnsi="Georgia"/>
-          <w:color w:val="1B2733"/>
-          <w:sz w:val="22"/>
-          <w:szCs w:val="22"/>
-        </w:rPr>
-        <w:t xml:space="preserve">. Rust will not let two names write the same buffer at once, so the translation could not reproduce this by accident. It reproduces it on purpose: the LID code passes the template itself. The report is byte-identical, wrong name and all, and the defect register on the Inside tab says why.</w:t>
+        <w:t xml:space="preserve">, and then the template a second time, </w:t>
+      </w:r>
+      <w:r>
+        <w:rPr>
+          <w:rFonts w:ascii="Consolas" w:cs="Consolas" w:eastAsia="Consolas" w:hAnsi="Consolas"/>
+          <w:color w:val="1B2733"/>
+          <w:sz w:val="19"/>
+          <w:szCs w:val="19"/>
+        </w:rPr>
+        <w:t xml:space="preserve">%s</w:t>
+      </w:r>
+      <w:r>
+        <w:rPr>
+          <w:rFonts w:ascii="Georgia" w:cs="Georgia" w:eastAsia="Georgia" w:hAnsi="Georgia"/>
+          <w:color w:val="1B2733"/>
+          <w:sz w:val="22"/>
+          <w:szCs w:val="22"/>
+        </w:rPr>
+        <w:t xml:space="preserve"> and all. Rust will not let two names write the same buffer at once, so the translation could not reproduce this by accident. It reproduces it on purpose: the LID code passes the template itself. The report is byte-identical to EPA's, down to the missing name, and the defect register on the Inside tab says why.</w:t>
       </w:r>
     </w:p>
     <w:p>
@@ -2368,7 +2596,7 @@
           <w:sz w:val="22"/>
           <w:szCs w:val="22"/>
         </w:rPr>
-        <w:t xml:space="preserve">What does EPA do with them? It depends on where you run it, which is what undefined means. Natively on x86 some run to the end on whatever they read, some crash with an empty report. In WebAssembly, where address zero is ordinary memory, the NULL pointer is followed without complaint and the run goes on. Same C, different answers. Safe Rust has one answer for all of them: it stops at the bad index and says so.</w:t>
+        <w:t xml:space="preserve">What does EPA do with them? It depends on where you run it, which is what undefined means. Natively on x86 some run to the end on whatever they read, some crash with an empty report. In WebAssembly, where address zero is ordinary memory, the NULL pointer is followed without complaint and the run goes on. Same C, different answers. Safe Rust's answer does not move with the platform: it stops at the bad index and names it, and on the two CRASH-08 decks, where C's bad access comes only during cleanup, it writes the error report and finishes cleanly.</w:t>
       </w:r>
     </w:p>
     <w:p>
@@ -2446,15 +2674,7 @@
           <w:sz w:val="22"/>
           <w:szCs w:val="22"/>
         </w:rPr>
-        <w:t xml:space="preserve">These six are counted apart in every table in this essay and in the app. They are not failures of the translation and they are not matches either. They are the reason the translation was worth doing.</w:t>
-      </w:r>
-    </w:p>
-    <w:p>
-      <w:pPr>
-        <w:pStyle w:val="Heading1"/>
-      </w:pPr>
-      <w:r>
-        <w:t xml:space="preserve">The gate</w:t>
+        <w:t xml:space="preserve">Safe Rust gives the translator no way to copy an out-of-bounds read, so at each such place somebody had to choose. Mostly the choice was to stop. In one place it was not. SWMM's cross-section tables are read through a function that turns a ratio into an index with no check, and a NaN or a huge ratio sends C sixteen gigabytes below the table. The corpus has decks for it, CRASH-07 in the same review. Natively EPA dies; in WebAssembly it reads whatever is there and runs on. The Rust reads 0.0 and runs on too, because for a NaN ratio the answer is NaN whatever is read. On one of those decks all three WebAssembly engines then agree byte for byte; on the other, EPA's WebAssembly build read something different. Neither counts as a match. The defect register lists it as RS-10, choice and all.</w:t>
       </w:r>
     </w:p>
     <w:p>
@@ -2469,6 +2689,29 @@
           <w:sz w:val="22"/>
           <w:szCs w:val="22"/>
         </w:rPr>
+        <w:t xml:space="preserve">These six, every corpus deck that crashes EPA natively, and the corpus's second deck for the CRASH-02 fault are counted apart in every swmm5-rust tally in this essay and in the app, and the Verify tab lists them by name. They are not failures of the translation and they are not matches either. They are the reason the translation was worth doing.</w:t>
+      </w:r>
+    </w:p>
+    <w:p>
+      <w:pPr>
+        <w:pStyle w:val="Heading1"/>
+      </w:pPr>
+      <w:r>
+        <w:t xml:space="preserve">The gate</w:t>
+      </w:r>
+    </w:p>
+    <w:p>
+      <w:pPr>
+        <w:keepNext w:val="false"/>
+        <w:spacing w:after="160" w:line="300"/>
+      </w:pPr>
+      <w:r>
+        <w:rPr>
+          <w:rFonts w:ascii="Georgia" w:cs="Georgia" w:eastAsia="Georgia" w:hAnsi="Georgia"/>
+          <w:color w:val="1B2733"/>
+          <w:sz w:val="22"/>
+          <w:szCs w:val="22"/>
+        </w:rPr>
         <w:t xml:space="preserve">Now the numbers. The gate runs EPA 5.2.4, built from the official v5.2.4 tag with GCC at </w:t>
       </w:r>
       <w:r>
@@ -2487,7 +2730,7 @@
           <w:sz w:val="22"/>
           <w:szCs w:val="22"/>
         </w:rPr>
-        <w:t xml:space="preserve">, and swmm5-rust, built with Rust 1.91 at the same optimization level, on each model, and compares the files. Three sets of models went through it natively.</w:t>
+        <w:t xml:space="preserve">, and swmm5-rust, built with Rust 1.97 at the same optimization level, on each model, and compares the files. Three sets of models went through it natively.</w:t>
       </w:r>
     </w:p>
     <w:p>
@@ -2517,7 +2760,7 @@
           <w:sz w:val="22"/>
           <w:szCs w:val="22"/>
         </w:rPr>
-        <w:t xml:space="preserve">, 221 models chosen to touch every feature the engine has, every cross-section shape, every routing method, the error decks and the six memory-error decks: 215 byte-identical, 6 undefined in C, 0 different.</w:t>
+        <w:t xml:space="preserve">, 221 models chosen to touch every cross-section shape, every routing method and the features found in the corpus, with the error decks and the six memory-error decks: 215 byte-identical, 6 undefined in C, 0 different.</w:t>
       </w:r>
     </w:p>
     <w:p>
@@ -2547,7 +2790,7 @@
           <w:sz w:val="22"/>
           <w:szCs w:val="22"/>
         </w:rPr>
-        <w:t xml:space="preserve">, the shape that taught us about the bit: 41 of 45 identical.</w:t>
+        <w:t xml:space="preserve">, the shape that taught us about the bit: 59 of 68 identical, 9 inconclusive (both runs hit the time cap), none different.</w:t>
       </w:r>
     </w:p>
     <w:p>
@@ -2577,7 +2820,22 @@
           <w:sz w:val="22"/>
           <w:szCs w:val="22"/>
         </w:rPr>
-        <w:t xml:space="preserve"> that swmm5-cplus was gated on, 3,759 models from Bob's 1729-SWMM5-Models-2030 collection (every model under 125 KB and a seeded sample of larger ones): 0 of 0 run so far are identical (still running when this was built).</w:t>
+        <w:t xml:space="preserve"> that swmm5-cplus was gated on, 3,759 models from Bob's 1729-SWMM5-Models-2030 collection (every model under 125 KB and a seeded sample of larger ones): all 3,759 run, 3,738 identical, 15 undefined in C, 6 inconclusive at the time cap.</w:t>
+      </w:r>
+    </w:p>
+    <w:p>
+      <w:pPr>
+        <w:keepNext w:val="false"/>
+        <w:spacing w:after="160" w:line="300"/>
+      </w:pPr>
+      <w:r>
+        <w:rPr>
+          <w:rFonts w:ascii="Georgia" w:cs="Georgia" w:eastAsia="Georgia" w:hAnsi="Georgia"/>
+          <w:color w:val="1B2733"/>
+          <w:sz w:val="22"/>
+          <w:szCs w:val="22"/>
+        </w:rPr>
+        <w:t xml:space="preserve">Those three sets ran on the binary built before one last change to the engine. A control rule can read a link's velocity, and C works it out through a pointer to the link's own cross-section, the same pointer that lets FILLED_CIRCULAR edit that section by a bit. The Rust had used a read-only copy there, on an argument that the edit could not matter by then; an argument is not a test, so it now calls the function C calls. Built from the source as it stands, the engine went through the 221 smoke and coverage models again and every other gated model with control rules but the ten largest, 415 in all: all 415 run, 409 identical, 6 undefined in C, none different. The WebAssembly runs below are that build too.</w:t>
       </w:r>
     </w:p>
     <w:p>
@@ -2645,21 +2903,6 @@
     </w:p>
     <w:p>
       <w:pPr>
-        <w:keepNext w:val="false"/>
-        <w:spacing w:after="160" w:line="300"/>
-      </w:pPr>
-      <w:r>
-        <w:rPr>
-          <w:rFonts w:ascii="Georgia" w:cs="Georgia" w:eastAsia="Georgia" w:hAnsi="Georgia"/>
-          <w:color w:val="1B2733"/>
-          <w:sz w:val="22"/>
-          <w:szCs w:val="22"/>
-        </w:rPr>
-        <w:t xml:space="preserve">Then the browser. All three engines, EPA's C, swmm5-cplus and swmm5-rust, compile to WebAssembly, and the gate was run again on the 221 models with all three running in node, the same JavaScript engine a Chrome tab uses. swmm5-rust matched EPA's WebAssembly build on 6 of 6. There is a control in that figure worth a look: EPA's own C, native against WebAssembly, agrees with itself on 3 of 6. Where it disagrees, the C library differs, not the engine, and a translation cannot be blamed for its platform.</w:t>
-      </w:r>
-    </w:p>
-    <w:p>
-      <w:pPr>
         <w:keepNext/>
         <w:spacing w:after="80" w:before="120"/>
         <w:jc w:val="center"/>
@@ -2667,9 +2910,9 @@
       <w:r>
         <w:drawing>
           <wp:inline distT="0" distB="0" distL="0" distR="0">
-            <wp:extent cx="5943600" cy="2133600"/>
+            <wp:extent cx="5943600" cy="4924425"/>
             <wp:effectExtent t="0" r="0" b="0" l="0"/>
-            <wp:docPr id="11" name="fig_wasm.png" descr="Figure 11. Three engines in WebAssembly. The platform row is the control: EPA's C against itself." title="Figure 11"/>
+            <wp:docPr id="11" name="fig_corpus.png" descr="Figure 11. The corpus set by folder." title="Figure 11"/>
             <wp:cNvGraphicFramePr>
               <a:graphicFrameLocks xmlns:a="http://schemas.openxmlformats.org/drawingml/2006/main" noChangeAspect="1"/>
             </wp:cNvGraphicFramePr>
@@ -2692,6 +2935,84 @@
                   <pic:spPr bwMode="auto">
                     <a:xfrm>
                       <a:off x="0" y="0"/>
+                      <a:ext cx="5943600" cy="4924425"/>
+                    </a:xfrm>
+                    <a:prstGeom prst="rect">
+                      <a:avLst/>
+                    </a:prstGeom>
+                  </pic:spPr>
+                </pic:pic>
+              </a:graphicData>
+            </a:graphic>
+          </wp:inline>
+        </w:drawing>
+      </w:r>
+    </w:p>
+    <w:p>
+      <w:pPr>
+        <w:spacing w:after="240" w:line="264"/>
+      </w:pPr>
+      <w:r>
+        <w:rPr>
+          <w:rFonts w:ascii="Arial" w:cs="Arial" w:eastAsia="Arial" w:hAnsi="Arial"/>
+          <w:i/>
+          <w:iCs/>
+          <w:color w:val="5A6878"/>
+          <w:sz w:val="18"/>
+          <w:szCs w:val="18"/>
+        </w:rPr>
+        <w:t xml:space="preserve">Figure 11. The corpus set by folder.</w:t>
+      </w:r>
+    </w:p>
+    <w:p>
+      <w:pPr>
+        <w:keepNext w:val="false"/>
+        <w:spacing w:after="160" w:line="300"/>
+      </w:pPr>
+      <w:r>
+        <w:rPr>
+          <w:rFonts w:ascii="Georgia" w:cs="Georgia" w:eastAsia="Georgia" w:hAnsi="Georgia"/>
+          <w:color w:val="1B2733"/>
+          <w:sz w:val="22"/>
+          <w:szCs w:val="22"/>
+        </w:rPr>
+        <w:t xml:space="preserve">Then the browser. All three engines, EPA's C, swmm5-cplus and swmm5-rust, compile to WebAssembly, and the gate was run again on the 221 models with all three running in node, the same JavaScript engine a Chrome tab uses. swmm5-rust matched EPA's WebAssembly build on 215 of the 215 models whose behaviour is defined. There is a control in that figure worth a look: EPA's own C, native against WebAssembly, agrees with itself on 194 of the 215. The source is the same, so where it disagrees the platform is the cause, a different compiler and a different C library; which functions, nobody has traced yet. A translation cannot be blamed for its platform.</w:t>
+      </w:r>
+    </w:p>
+    <w:p>
+      <w:pPr>
+        <w:keepNext/>
+        <w:spacing w:after="80" w:before="120"/>
+        <w:jc w:val="center"/>
+      </w:pPr>
+      <w:r>
+        <w:drawing>
+          <wp:inline distT="0" distB="0" distL="0" distR="0">
+            <wp:extent cx="5943600" cy="2133600"/>
+            <wp:effectExtent t="0" r="0" b="0" l="0"/>
+            <wp:docPr id="12" name="fig_wasm.png" descr="Figure 12. Three engines in WebAssembly. The platform row is the control: EPA's C against itself." title="Figure 12"/>
+            <wp:cNvGraphicFramePr>
+              <a:graphicFrameLocks xmlns:a="http://schemas.openxmlformats.org/drawingml/2006/main" noChangeAspect="1"/>
+            </wp:cNvGraphicFramePr>
+            <a:graphic xmlns:a="http://schemas.openxmlformats.org/drawingml/2006/main">
+              <a:graphicData uri="http://schemas.openxmlformats.org/drawingml/2006/picture">
+                <pic:pic xmlns:pic="http://schemas.openxmlformats.org/drawingml/2006/picture">
+                  <pic:nvPicPr>
+                    <pic:cNvPr id="0" name="" descr=""/>
+                    <pic:cNvPicPr>
+                      <a:picLocks noChangeAspect="1" noChangeArrowheads="1"/>
+                    </pic:cNvPicPr>
+                  </pic:nvPicPr>
+                  <pic:blipFill>
+                    <a:blip r:embed="rId19" cstate="none"/>
+                    <a:srcRect/>
+                    <a:stretch>
+                      <a:fillRect/>
+                    </a:stretch>
+                  </pic:blipFill>
+                  <pic:spPr bwMode="auto">
+                    <a:xfrm>
+                      <a:off x="0" y="0"/>
                       <a:ext cx="5943600" cy="2133600"/>
                     </a:xfrm>
                     <a:prstGeom prst="rect">
@@ -2718,7 +3039,7 @@
           <w:sz w:val="18"/>
           <w:szCs w:val="18"/>
         </w:rPr>
-        <w:t xml:space="preserve">Figure 11. Three engines in WebAssembly. The platform row is the control: EPA's C against itself.</w:t>
+        <w:t xml:space="preserve">Figure 12. Three engines in WebAssembly. The platform row is the control: EPA's C against itself.</w:t>
       </w:r>
     </w:p>
     <w:p>
@@ -2746,6 +3067,132 @@
     </w:p>
     <w:p>
       <w:pPr>
+        <w:keepNext/>
+        <w:spacing w:after="80" w:before="120"/>
+        <w:jc w:val="center"/>
+      </w:pPr>
+      <w:r>
+        <w:drawing>
+          <wp:inline distT="0" distB="0" distL="0" distR="0">
+            <wp:extent cx="5943600" cy="3000375"/>
+            <wp:effectExtent t="0" r="0" b="0" l="0"/>
+            <wp:docPr id="13" name="fig_timing.png" descr="Figure 13. Native run time against EPA, per model, in CPU seconds. A dot inside the grey band is indistinguishable from noise. Builds: EPA with gcc -O2, swmm5-cplus with g++ -O2 -flto (the build it ships), swmm5-rust with cargo build --release (optimisation level 2, no link-time optimisation); GCC 13.3, Rust 1.97." title="Figure 13"/>
+            <wp:cNvGraphicFramePr>
+              <a:graphicFrameLocks xmlns:a="http://schemas.openxmlformats.org/drawingml/2006/main" noChangeAspect="1"/>
+            </wp:cNvGraphicFramePr>
+            <a:graphic xmlns:a="http://schemas.openxmlformats.org/drawingml/2006/main">
+              <a:graphicData uri="http://schemas.openxmlformats.org/drawingml/2006/picture">
+                <pic:pic xmlns:pic="http://schemas.openxmlformats.org/drawingml/2006/picture">
+                  <pic:nvPicPr>
+                    <pic:cNvPr id="0" name="" descr=""/>
+                    <pic:cNvPicPr>
+                      <a:picLocks noChangeAspect="1" noChangeArrowheads="1"/>
+                    </pic:cNvPicPr>
+                  </pic:nvPicPr>
+                  <pic:blipFill>
+                    <a:blip r:embed="rId20" cstate="none"/>
+                    <a:srcRect/>
+                    <a:stretch>
+                      <a:fillRect/>
+                    </a:stretch>
+                  </pic:blipFill>
+                  <pic:spPr bwMode="auto">
+                    <a:xfrm>
+                      <a:off x="0" y="0"/>
+                      <a:ext cx="5943600" cy="3000375"/>
+                    </a:xfrm>
+                    <a:prstGeom prst="rect">
+                      <a:avLst/>
+                    </a:prstGeom>
+                  </pic:spPr>
+                </pic:pic>
+              </a:graphicData>
+            </a:graphic>
+          </wp:inline>
+        </w:drawing>
+      </w:r>
+    </w:p>
+    <w:p>
+      <w:pPr>
+        <w:spacing w:after="240" w:line="264"/>
+      </w:pPr>
+      <w:r>
+        <w:rPr>
+          <w:rFonts w:ascii="Arial" w:cs="Arial" w:eastAsia="Arial" w:hAnsi="Arial"/>
+          <w:i/>
+          <w:iCs/>
+          <w:color w:val="5A6878"/>
+          <w:sz w:val="18"/>
+          <w:szCs w:val="18"/>
+        </w:rPr>
+        <w:t xml:space="preserve">Figure 13. Native run time against EPA, per model, in CPU seconds. A dot inside the grey band is indistinguishable from noise. Builds: EPA with gcc -O2, swmm5-cplus with g++ -O2 -flto (the build it ships), swmm5-rust with cargo build --release (optimisation level 2, no link-time optimisation); GCC 13.3, Rust 1.97.</w:t>
+      </w:r>
+    </w:p>
+    <w:p>
+      <w:pPr>
+        <w:keepNext/>
+        <w:spacing w:after="80" w:before="120"/>
+        <w:jc w:val="center"/>
+      </w:pPr>
+      <w:r>
+        <w:drawing>
+          <wp:inline distT="0" distB="0" distL="0" distR="0">
+            <wp:extent cx="5943600" cy="3000375"/>
+            <wp:effectExtent t="0" r="0" b="0" l="0"/>
+            <wp:docPr id="14" name="fig_timing_wasm.png" descr="Figure 14. The same comparison in WebAssembly, in node. EPA and swmm5-cplus from Clang 18 with wasi-libc, swmm5-rust from Rust 1.91 with link-time optimisation; all three read and write files through the same in-memory file system." title="Figure 14"/>
+            <wp:cNvGraphicFramePr>
+              <a:graphicFrameLocks xmlns:a="http://schemas.openxmlformats.org/drawingml/2006/main" noChangeAspect="1"/>
+            </wp:cNvGraphicFramePr>
+            <a:graphic xmlns:a="http://schemas.openxmlformats.org/drawingml/2006/main">
+              <a:graphicData uri="http://schemas.openxmlformats.org/drawingml/2006/picture">
+                <pic:pic xmlns:pic="http://schemas.openxmlformats.org/drawingml/2006/picture">
+                  <pic:nvPicPr>
+                    <pic:cNvPr id="0" name="" descr=""/>
+                    <pic:cNvPicPr>
+                      <a:picLocks noChangeAspect="1" noChangeArrowheads="1"/>
+                    </pic:cNvPicPr>
+                  </pic:nvPicPr>
+                  <pic:blipFill>
+                    <a:blip r:embed="rId21" cstate="none"/>
+                    <a:srcRect/>
+                    <a:stretch>
+                      <a:fillRect/>
+                    </a:stretch>
+                  </pic:blipFill>
+                  <pic:spPr bwMode="auto">
+                    <a:xfrm>
+                      <a:off x="0" y="0"/>
+                      <a:ext cx="5943600" cy="3000375"/>
+                    </a:xfrm>
+                    <a:prstGeom prst="rect">
+                      <a:avLst/>
+                    </a:prstGeom>
+                  </pic:spPr>
+                </pic:pic>
+              </a:graphicData>
+            </a:graphic>
+          </wp:inline>
+        </w:drawing>
+      </w:r>
+    </w:p>
+    <w:p>
+      <w:pPr>
+        <w:spacing w:after="240" w:line="264"/>
+      </w:pPr>
+      <w:r>
+        <w:rPr>
+          <w:rFonts w:ascii="Arial" w:cs="Arial" w:eastAsia="Arial" w:hAnsi="Arial"/>
+          <w:i/>
+          <w:iCs/>
+          <w:color w:val="5A6878"/>
+          <w:sz w:val="18"/>
+          <w:szCs w:val="18"/>
+        </w:rPr>
+        <w:t xml:space="preserve">Figure 14. The same comparison in WebAssembly, in node. EPA and swmm5-cplus from Clang 18 with wasi-libc, swmm5-rust from Rust 1.91 with link-time optimisation; all three read and write files through the same in-memory file system.</w:t>
+      </w:r>
+    </w:p>
+    <w:p>
+      <w:pPr>
         <w:keepNext w:val="false"/>
         <w:spacing w:after="160" w:line="300"/>
       </w:pPr>
@@ -2756,15 +3203,25 @@
           <w:sz w:val="22"/>
           <w:szCs w:val="22"/>
         </w:rPr>
-        <w:t xml:space="preserve">Natively, swmm5-rust's median time is {T_RS} of EPA's, against a noise floor of {T_FLOOR}. Part of that is the bounds checks, and part is that the translation was written to match EPA's arithmetic, not to be fast: it copies cross-sections where C used a pointer, and it formats every number in the report through a printf written for exactness. No time was spent on speed. The engine is correct first; fast can come later, under the same gate.</w:t>
-      </w:r>
-    </w:p>
-    <w:p>
-      <w:pPr>
-        <w:pStyle w:val="Heading1"/>
-      </w:pPr>
-      <w:r>
-        <w:t xml:space="preserve">Three engines in one page</w:t>
+        <w:t xml:space="preserve">Natively, over twelve models, swmm5-rust's median run time is 1.12 times EPA's, 12 percent longer. Model by model the ratio runs from 0.98 to 1.42; on ten of the twelve it is slower by more than EPA differs from itself on the same model; on two the difference is inside that noise. The noisiest model, </w:t>
+      </w:r>
+      <w:r>
+        <w:rPr>
+          <w:rFonts w:ascii="Consolas" w:cs="Consolas" w:eastAsia="Consolas" w:hAnsi="Consolas"/>
+          <w:color w:val="1B2733"/>
+          <w:sz w:val="19"/>
+          <w:szCs w:val="19"/>
+        </w:rPr>
+        <w:t xml:space="preserve">lid1d</w:t>
+      </w:r>
+      <w:r>
+        <w:rPr>
+          <w:rFonts w:ascii="Georgia" w:cs="Georgia" w:eastAsia="Georgia" w:hAnsi="Georgia"/>
+          <w:color w:val="1B2733"/>
+          <w:sz w:val="22"/>
+          <w:szCs w:val="22"/>
+        </w:rPr>
+        <w:t xml:space="preserve">, differs from itself by 12 percent between two runs of EPA, so a single ratio means little without its own floor. swmm5-cplus, built with link-time optimisation, comes in at a median of 0.94.</w:t>
       </w:r>
     </w:p>
     <w:p>
@@ -2779,43 +3236,7 @@
           <w:sz w:val="22"/>
           <w:szCs w:val="22"/>
         </w:rPr>
-        <w:t xml:space="preserve">The app this essay lives in carries all three engines, compiled to WebAssembly and packed into the page itself. Its Run tab takes any sample or any </w:t>
-      </w:r>
-      <w:r>
-        <w:rPr>
-          <w:rFonts w:ascii="Consolas" w:cs="Consolas" w:eastAsia="Consolas" w:hAnsi="Consolas"/>
-          <w:color w:val="1B2733"/>
-          <w:sz w:val="19"/>
-          <w:szCs w:val="19"/>
-        </w:rPr>
-        <w:t xml:space="preserve">.inp</w:t>
-      </w:r>
-      <w:r>
-        <w:rPr>
-          <w:rFonts w:ascii="Georgia" w:cs="Georgia" w:eastAsia="Georgia" w:hAnsi="Georgia"/>
-          <w:color w:val="1B2733"/>
-          <w:sz w:val="22"/>
-          <w:szCs w:val="22"/>
-        </w:rPr>
-        <w:t xml:space="preserve"> file of yours, runs it through all three in a background worker, and compares the results the same way the gate does: the </w:t>
-      </w:r>
-      <w:r>
-        <w:rPr>
-          <w:rFonts w:ascii="Consolas" w:cs="Consolas" w:eastAsia="Consolas" w:hAnsi="Consolas"/>
-          <w:color w:val="1B2733"/>
-          <w:sz w:val="19"/>
-          <w:szCs w:val="19"/>
-        </w:rPr>
-        <w:t xml:space="preserve">.out</w:t>
-      </w:r>
-      <w:r>
-        <w:rPr>
-          <w:rFonts w:ascii="Georgia" w:cs="Georgia" w:eastAsia="Georgia" w:hAnsi="Georgia"/>
-          <w:color w:val="1B2733"/>
-          <w:sz w:val="22"/>
-          <w:szCs w:val="22"/>
-        </w:rPr>
-        <w:t xml:space="preserve"> files by SHA-256, every value in them one by one, and every number in the reports. The Many at once tab opens every sample in one swmm5-rust instance, one handle each, and steps them in turn, which EPA's engine, with its globals, cannot do. The Inside tab shows the C, the C++ and the Rust of the same functions side by side, and the defect register with the offending lines as they are in EPA's source.</w:t>
+        <w:t xml:space="preserve">In WebAssembly, run in node, swmm5-rust's median is 1.36 times EPA's, 36 percent longer, and swmm5-cplus's is 0.99; on all twelve it is slower by more than EPA differs from itself on the same model. The browser is a different machine, with its own compiler between the WebAssembly and the processor, so the two sets of ratios need not agree.</w:t>
       </w:r>
     </w:p>
     <w:p>
@@ -2830,7 +3251,1086 @@
           <w:sz w:val="22"/>
           <w:szCs w:val="22"/>
         </w:rPr>
-        <w:t xml:space="preserve">There is one small piece of engineering in the page worth mentioning. A WebAssembly program asks its host for files through an interface called WASI. The C engines need thirteen of its calls; Rust's standard library needs six more, to ask a file's size, where it stands in a file, and what the environment holds. The page answers all nineteen from an in-memory file system a few hundred lines long. That is the whole operating system the engines see.</w:t>
+        <w:t xml:space="preserve">A stopwatch says how much, not where. For where there is a slower instrument. Valgrind's callgrind runs a program on a simulated processor and counts every instruction it executes, function by function, and the count comes out the same whether the machine is idle or busy, so it could be taken while the gates ran. On four models swmm5-rust executes 11 to 26 percent more instructions than EPA. On </w:t>
+      </w:r>
+      <w:r>
+        <w:rPr>
+          <w:rFonts w:ascii="Consolas" w:cs="Consolas" w:eastAsia="Consolas" w:hAnsi="Consolas"/>
+          <w:color w:val="1B2733"/>
+          <w:sz w:val="19"/>
+          <w:szCs w:val="19"/>
+        </w:rPr>
+        <w:t xml:space="preserve">manifold_pumps.inp</w:t>
+      </w:r>
+      <w:r>
+        <w:rPr>
+          <w:rFonts w:ascii="Georgia" w:cs="Georgia" w:eastAsia="Georgia" w:hAnsi="Georgia"/>
+          <w:color w:val="1B2733"/>
+          <w:sz w:val="22"/>
+          <w:szCs w:val="22"/>
+        </w:rPr>
+        <w:t xml:space="preserve">, a dynamic-wave model, the counts are 7.23 billion and 8.87 billion.</w:t>
+      </w:r>
+    </w:p>
+    <w:p>
+      <w:pPr>
+        <w:keepNext/>
+        <w:spacing w:after="80" w:before="120"/>
+        <w:jc w:val="center"/>
+      </w:pPr>
+      <w:r>
+        <w:drawing>
+          <wp:inline distT="0" distB="0" distL="0" distR="0">
+            <wp:extent cx="5943600" cy="3114675"/>
+            <wp:effectExtent t="0" r="0" b="0" l="0"/>
+            <wp:docPr id="15" name="fig_profile.png" descr="Figure 15. Instruction counts for the ten busiest functions of one run. The same libm pow, sin, cos and sincos serve both engines and count the same, so they are left out." title="Figure 15"/>
+            <wp:cNvGraphicFramePr>
+              <a:graphicFrameLocks xmlns:a="http://schemas.openxmlformats.org/drawingml/2006/main" noChangeAspect="1"/>
+            </wp:cNvGraphicFramePr>
+            <a:graphic xmlns:a="http://schemas.openxmlformats.org/drawingml/2006/main">
+              <a:graphicData uri="http://schemas.openxmlformats.org/drawingml/2006/picture">
+                <pic:pic xmlns:pic="http://schemas.openxmlformats.org/drawingml/2006/picture">
+                  <pic:nvPicPr>
+                    <pic:cNvPr id="0" name="" descr=""/>
+                    <pic:cNvPicPr>
+                      <a:picLocks noChangeAspect="1" noChangeArrowheads="1"/>
+                    </pic:cNvPicPr>
+                  </pic:nvPicPr>
+                  <pic:blipFill>
+                    <a:blip r:embed="rId22" cstate="none"/>
+                    <a:srcRect/>
+                    <a:stretch>
+                      <a:fillRect/>
+                    </a:stretch>
+                  </pic:blipFill>
+                  <pic:spPr bwMode="auto">
+                    <a:xfrm>
+                      <a:off x="0" y="0"/>
+                      <a:ext cx="5943600" cy="3114675"/>
+                    </a:xfrm>
+                    <a:prstGeom prst="rect">
+                      <a:avLst/>
+                    </a:prstGeom>
+                  </pic:spPr>
+                </pic:pic>
+              </a:graphicData>
+            </a:graphic>
+          </wp:inline>
+        </w:drawing>
+      </w:r>
+    </w:p>
+    <w:p>
+      <w:pPr>
+        <w:spacing w:after="240" w:line="264"/>
+      </w:pPr>
+      <w:r>
+        <w:rPr>
+          <w:rFonts w:ascii="Arial" w:cs="Arial" w:eastAsia="Arial" w:hAnsi="Arial"/>
+          <w:i/>
+          <w:iCs/>
+          <w:color w:val="5A6878"/>
+          <w:sz w:val="18"/>
+          <w:szCs w:val="18"/>
+        </w:rPr>
+        <w:t xml:space="preserve">Figure 15. Instruction counts for the ten busiest functions of one run. The same libm pow, sin, cos and sincos serve both engines and count the same, so they are left out.</w:t>
+      </w:r>
+    </w:p>
+    <w:p>
+      <w:pPr>
+        <w:keepNext/>
+        <w:spacing w:after="160" w:line="300"/>
+      </w:pPr>
+      <w:r>
+        <w:rPr>
+          <w:rFonts w:ascii="Georgia" w:cs="Georgia" w:eastAsia="Georgia" w:hAnsi="Georgia"/>
+          <w:color w:val="1B2733"/>
+          <w:sz w:val="22"/>
+          <w:szCs w:val="22"/>
+        </w:rPr>
+        <w:t xml:space="preserve">The first thing the counts show is not a cost at all. Of the 215 engine functions that both builds keep as functions of their own on those models, 204 are called exactly as many times in one as in the other. The other eleven are small ones, date arithmetic, keyword matching, number parsing, a few setters and wrappers, that one compiler copied into some of their callers and the other did not; the caller lists show where. One of them, </w:t>
+      </w:r>
+      <w:r>
+        <w:rPr>
+          <w:rFonts w:ascii="Consolas" w:cs="Consolas" w:eastAsia="Consolas" w:hAnsi="Consolas"/>
+          <w:color w:val="1B2733"/>
+          <w:sz w:val="19"/>
+          <w:szCs w:val="19"/>
+        </w:rPr>
+        <w:t xml:space="preserve">link_getYcrit</w:t>
+      </w:r>
+      <w:r>
+        <w:rPr>
+          <w:rFonts w:ascii="Georgia" w:cs="Georgia" w:eastAsia="Georgia" w:hAnsi="Georgia"/>
+          <w:color w:val="1B2733"/>
+          <w:sz w:val="22"/>
+          <w:szCs w:val="22"/>
+        </w:rPr>
+        <w:t xml:space="preserve">, is a one-line wrapper, and the function it wraps is called equally often in both. The translation calls what the C calls, as often as the C calls it. The second thing is where the extra goes. On </w:t>
+      </w:r>
+      <w:r>
+        <w:rPr>
+          <w:rFonts w:ascii="Consolas" w:cs="Consolas" w:eastAsia="Consolas" w:hAnsi="Consolas"/>
+          <w:color w:val="1B2733"/>
+          <w:sz w:val="19"/>
+          <w:szCs w:val="19"/>
+        </w:rPr>
+        <w:t xml:space="preserve">manifold_pumps.inp</w:t>
+      </w:r>
+      <w:r>
+        <w:rPr>
+          <w:rFonts w:ascii="Georgia" w:cs="Georgia" w:eastAsia="Georgia" w:hAnsi="Georgia"/>
+          <w:color w:val="1B2733"/>
+          <w:sz w:val="22"/>
+          <w:szCs w:val="22"/>
+        </w:rPr>
+        <w:t xml:space="preserve">, 37 percent of it (47 and 32 percent on two of the others; </w:t>
+      </w:r>
+      <w:r>
+        <w:rPr>
+          <w:rFonts w:ascii="Consolas" w:cs="Consolas" w:eastAsia="Consolas" w:hAnsi="Consolas"/>
+          <w:color w:val="1B2733"/>
+          <w:sz w:val="19"/>
+          <w:szCs w:val="19"/>
+        </w:rPr>
+        <w:t xml:space="preserve">Peter Klaver_WQ_Tracer.inp</w:t>
+      </w:r>
+      <w:r>
+        <w:rPr>
+          <w:rFonts w:ascii="Georgia" w:cs="Georgia" w:eastAsia="Georgia" w:hAnsi="Georgia"/>
+          <w:color w:val="1B2733"/>
+          <w:sz w:val="22"/>
+          <w:szCs w:val="22"/>
+        </w:rPr>
+        <w:t xml:space="preserve">, a water-quality model, never calls it) is in one function of 34 lines: the table lookup that the tabulated cross-sections, the circular pipe among them, use to find area, width and hydraulic radius from depth. Both engines call it 22,640,867 times. EPA spends 35.5 instructions a call; swmm5-rust spends 62.1.</w:t>
+      </w:r>
+    </w:p>
+    <w:p>
+      <w:pPr>
+        <w:keepNext/>
+        <w:keepLines/>
+        <w:shd w:fill="F1F4F8" w:color="auto" w:val="clear"/>
+        <w:spacing w:after="0" w:before="60" w:line="240"/>
+        <w:ind w:left="180" w:right="180"/>
+      </w:pPr>
+      <w:r>
+        <w:rPr>
+          <w:rFonts w:ascii="Consolas" w:cs="Consolas" w:eastAsia="Consolas" w:hAnsi="Consolas"/>
+          <w:color w:val="1B2733"/>
+          <w:sz w:val="17"/>
+          <w:szCs w:val="17"/>
+        </w:rPr>
+        <w:t xml:space="preserve">double lookup(double x, double *table, int nItems)</w:t>
+      </w:r>
+    </w:p>
+    <w:p>
+      <w:pPr>
+        <w:keepNext/>
+        <w:keepLines/>
+        <w:shd w:fill="F1F4F8" w:color="auto" w:val="clear"/>
+        <w:spacing w:after="0" w:before="0" w:line="240"/>
+        <w:ind w:left="180" w:right="180"/>
+      </w:pPr>
+      <w:r>
+        <w:rPr>
+          <w:rFonts w:ascii="Consolas" w:cs="Consolas" w:eastAsia="Consolas" w:hAnsi="Consolas"/>
+          <w:color w:val="1B2733"/>
+          <w:sz w:val="17"/>
+          <w:szCs w:val="17"/>
+        </w:rPr>
+        <w:t xml:space="preserve">//</w:t>
+      </w:r>
+    </w:p>
+    <w:p>
+      <w:pPr>
+        <w:keepNext/>
+        <w:keepLines/>
+        <w:shd w:fill="F1F4F8" w:color="auto" w:val="clear"/>
+        <w:spacing w:after="0" w:before="0" w:line="240"/>
+        <w:ind w:left="180" w:right="180"/>
+      </w:pPr>
+      <w:r>
+        <w:rPr>
+          <w:rFonts w:ascii="Consolas" w:cs="Consolas" w:eastAsia="Consolas" w:hAnsi="Consolas"/>
+          <w:color w:val="1B2733"/>
+          <w:sz w:val="17"/>
+          <w:szCs w:val="17"/>
+        </w:rPr>
+        <w:t xml:space="preserve">//  Input:   x = value of independent variable in a geometry table</w:t>
+      </w:r>
+    </w:p>
+    <w:p>
+      <w:pPr>
+        <w:keepNext/>
+        <w:keepLines/>
+        <w:shd w:fill="F1F4F8" w:color="auto" w:val="clear"/>
+        <w:spacing w:after="0" w:before="0" w:line="240"/>
+        <w:ind w:left="180" w:right="180"/>
+      </w:pPr>
+      <w:r>
+        <w:rPr>
+          <w:rFonts w:ascii="Consolas" w:cs="Consolas" w:eastAsia="Consolas" w:hAnsi="Consolas"/>
+          <w:color w:val="1B2733"/>
+          <w:sz w:val="17"/>
+          <w:szCs w:val="17"/>
+        </w:rPr>
+        <w:t xml:space="preserve">//           table = ptr. to geometry table</w:t>
+      </w:r>
+    </w:p>
+    <w:p>
+      <w:pPr>
+        <w:keepNext/>
+        <w:keepLines/>
+        <w:shd w:fill="F1F4F8" w:color="auto" w:val="clear"/>
+        <w:spacing w:after="0" w:before="0" w:line="240"/>
+        <w:ind w:left="180" w:right="180"/>
+      </w:pPr>
+      <w:r>
+        <w:rPr>
+          <w:rFonts w:ascii="Consolas" w:cs="Consolas" w:eastAsia="Consolas" w:hAnsi="Consolas"/>
+          <w:color w:val="1B2733"/>
+          <w:sz w:val="17"/>
+          <w:szCs w:val="17"/>
+        </w:rPr>
+        <w:t xml:space="preserve">//           nItems = number of equally spaced items in table</w:t>
+      </w:r>
+    </w:p>
+    <w:p>
+      <w:pPr>
+        <w:keepNext/>
+        <w:keepLines/>
+        <w:shd w:fill="F1F4F8" w:color="auto" w:val="clear"/>
+        <w:spacing w:after="0" w:before="0" w:line="240"/>
+        <w:ind w:left="180" w:right="180"/>
+      </w:pPr>
+      <w:r>
+        <w:rPr>
+          <w:rFonts w:ascii="Consolas" w:cs="Consolas" w:eastAsia="Consolas" w:hAnsi="Consolas"/>
+          <w:color w:val="1B2733"/>
+          <w:sz w:val="17"/>
+          <w:szCs w:val="17"/>
+        </w:rPr>
+        <w:t xml:space="preserve">//  Output:  returns value of dependent table variable</w:t>
+      </w:r>
+    </w:p>
+    <w:p>
+      <w:pPr>
+        <w:keepNext/>
+        <w:keepLines/>
+        <w:shd w:fill="F1F4F8" w:color="auto" w:val="clear"/>
+        <w:spacing w:after="0" w:before="0" w:line="240"/>
+        <w:ind w:left="180" w:right="180"/>
+      </w:pPr>
+      <w:r>
+        <w:rPr>
+          <w:rFonts w:ascii="Consolas" w:cs="Consolas" w:eastAsia="Consolas" w:hAnsi="Consolas"/>
+          <w:color w:val="1B2733"/>
+          <w:sz w:val="17"/>
+          <w:szCs w:val="17"/>
+        </w:rPr>
+        <w:t xml:space="preserve">//  Purpose: looks up a value in a geometry table (i.e., finds y given x).</w:t>
+      </w:r>
+    </w:p>
+    <w:p>
+      <w:pPr>
+        <w:keepNext/>
+        <w:keepLines/>
+        <w:shd w:fill="F1F4F8" w:color="auto" w:val="clear"/>
+        <w:spacing w:after="0" w:before="0" w:line="240"/>
+        <w:ind w:left="180" w:right="180"/>
+      </w:pPr>
+      <w:r>
+        <w:rPr>
+          <w:rFonts w:ascii="Consolas" w:cs="Consolas" w:eastAsia="Consolas" w:hAnsi="Consolas"/>
+          <w:color w:val="1B2733"/>
+          <w:sz w:val="17"/>
+          <w:szCs w:val="17"/>
+        </w:rPr>
+        <w:t xml:space="preserve">//</w:t>
+      </w:r>
+    </w:p>
+    <w:p>
+      <w:pPr>
+        <w:keepNext/>
+        <w:keepLines/>
+        <w:shd w:fill="F1F4F8" w:color="auto" w:val="clear"/>
+        <w:spacing w:after="0" w:before="0" w:line="240"/>
+        <w:ind w:left="180" w:right="180"/>
+      </w:pPr>
+      <w:r>
+        <w:rPr>
+          <w:rFonts w:ascii="Consolas" w:cs="Consolas" w:eastAsia="Consolas" w:hAnsi="Consolas"/>
+          <w:color w:val="1B2733"/>
+          <w:sz w:val="17"/>
+          <w:szCs w:val="17"/>
+        </w:rPr>
+        <w:t xml:space="preserve">{</w:t>
+      </w:r>
+    </w:p>
+    <w:p>
+      <w:pPr>
+        <w:keepNext/>
+        <w:keepLines/>
+        <w:shd w:fill="F1F4F8" w:color="auto" w:val="clear"/>
+        <w:spacing w:after="0" w:before="0" w:line="240"/>
+        <w:ind w:left="180" w:right="180"/>
+      </w:pPr>
+      <w:r>
+        <w:rPr>
+          <w:rFonts w:ascii="Consolas" w:cs="Consolas" w:eastAsia="Consolas" w:hAnsi="Consolas"/>
+          <w:color w:val="1B2733"/>
+          <w:sz w:val="17"/>
+          <w:szCs w:val="17"/>
+        </w:rPr>
+        <w:t xml:space="preserve">    double  delta, x0, x1, y, y2;</w:t>
+      </w:r>
+    </w:p>
+    <w:p>
+      <w:pPr>
+        <w:keepNext/>
+        <w:keepLines/>
+        <w:shd w:fill="F1F4F8" w:color="auto" w:val="clear"/>
+        <w:spacing w:after="0" w:before="0" w:line="240"/>
+        <w:ind w:left="180" w:right="180"/>
+      </w:pPr>
+      <w:r>
+        <w:rPr>
+          <w:rFonts w:ascii="Consolas" w:cs="Consolas" w:eastAsia="Consolas" w:hAnsi="Consolas"/>
+          <w:color w:val="1B2733"/>
+          <w:sz w:val="17"/>
+          <w:szCs w:val="17"/>
+        </w:rPr>
+        <w:t xml:space="preserve">    int     i;</w:t>
+      </w:r>
+    </w:p>
+    <w:p>
+      <w:pPr>
+        <w:keepNext/>
+        <w:keepLines/>
+        <w:shd w:fill="F1F4F8" w:color="auto" w:val="clear"/>
+        <w:spacing w:after="0" w:before="0" w:line="240"/>
+        <w:ind w:left="180" w:right="180"/>
+      </w:pPr>
+      <w:r>
+        <w:rPr>
+          <w:rFonts w:ascii="Consolas" w:cs="Consolas" w:eastAsia="Consolas" w:hAnsi="Consolas"/>
+          <w:color w:val="1B2733"/>
+          <w:sz w:val="17"/>
+          <w:szCs w:val="17"/>
+        </w:rPr>
+        <w:t xml:space="preserve"> </w:t>
+      </w:r>
+    </w:p>
+    <w:p>
+      <w:pPr>
+        <w:keepNext/>
+        <w:keepLines/>
+        <w:shd w:fill="F1F4F8" w:color="auto" w:val="clear"/>
+        <w:spacing w:after="0" w:before="0" w:line="240"/>
+        <w:ind w:left="180" w:right="180"/>
+      </w:pPr>
+      <w:r>
+        <w:rPr>
+          <w:rFonts w:ascii="Consolas" w:cs="Consolas" w:eastAsia="Consolas" w:hAnsi="Consolas"/>
+          <w:color w:val="1B2733"/>
+          <w:sz w:val="17"/>
+          <w:szCs w:val="17"/>
+        </w:rPr>
+        <w:t xml:space="preserve">    // --- find which segment of table contains x</w:t>
+      </w:r>
+    </w:p>
+    <w:p>
+      <w:pPr>
+        <w:keepNext/>
+        <w:keepLines/>
+        <w:shd w:fill="F1F4F8" w:color="auto" w:val="clear"/>
+        <w:spacing w:after="0" w:before="0" w:line="240"/>
+        <w:ind w:left="180" w:right="180"/>
+      </w:pPr>
+      <w:r>
+        <w:rPr>
+          <w:rFonts w:ascii="Consolas" w:cs="Consolas" w:eastAsia="Consolas" w:hAnsi="Consolas"/>
+          <w:color w:val="1B2733"/>
+          <w:sz w:val="17"/>
+          <w:szCs w:val="17"/>
+        </w:rPr>
+        <w:t xml:space="preserve">    delta = 1.0 / ((double)nItems-1);</w:t>
+      </w:r>
+    </w:p>
+    <w:p>
+      <w:pPr>
+        <w:keepNext/>
+        <w:keepLines/>
+        <w:shd w:fill="F1F4F8" w:color="auto" w:val="clear"/>
+        <w:spacing w:after="0" w:before="0" w:line="240"/>
+        <w:ind w:left="180" w:right="180"/>
+      </w:pPr>
+      <w:r>
+        <w:rPr>
+          <w:rFonts w:ascii="Consolas" w:cs="Consolas" w:eastAsia="Consolas" w:hAnsi="Consolas"/>
+          <w:color w:val="1B2733"/>
+          <w:sz w:val="17"/>
+          <w:szCs w:val="17"/>
+        </w:rPr>
+        <w:t xml:space="preserve">    i = (int)(x / delta);</w:t>
+      </w:r>
+    </w:p>
+    <w:p>
+      <w:pPr>
+        <w:keepNext/>
+        <w:keepLines/>
+        <w:shd w:fill="F1F4F8" w:color="auto" w:val="clear"/>
+        <w:spacing w:after="0" w:before="0" w:line="240"/>
+        <w:ind w:left="180" w:right="180"/>
+      </w:pPr>
+      <w:r>
+        <w:rPr>
+          <w:rFonts w:ascii="Consolas" w:cs="Consolas" w:eastAsia="Consolas" w:hAnsi="Consolas"/>
+          <w:color w:val="1B2733"/>
+          <w:sz w:val="17"/>
+          <w:szCs w:val="17"/>
+        </w:rPr>
+        <w:t xml:space="preserve">    if ( i &gt;= nItems - 1 ) return table[nItems-1];</w:t>
+      </w:r>
+    </w:p>
+    <w:p>
+      <w:pPr>
+        <w:keepNext/>
+        <w:keepLines/>
+        <w:shd w:fill="F1F4F8" w:color="auto" w:val="clear"/>
+        <w:spacing w:after="0" w:before="0" w:line="240"/>
+        <w:ind w:left="180" w:right="180"/>
+      </w:pPr>
+      <w:r>
+        <w:rPr>
+          <w:rFonts w:ascii="Consolas" w:cs="Consolas" w:eastAsia="Consolas" w:hAnsi="Consolas"/>
+          <w:color w:val="1B2733"/>
+          <w:sz w:val="17"/>
+          <w:szCs w:val="17"/>
+        </w:rPr>
+        <w:t xml:space="preserve"> </w:t>
+      </w:r>
+    </w:p>
+    <w:p>
+      <w:pPr>
+        <w:keepNext/>
+        <w:keepLines/>
+        <w:shd w:fill="F1F4F8" w:color="auto" w:val="clear"/>
+        <w:spacing w:after="0" w:before="0" w:line="240"/>
+        <w:ind w:left="180" w:right="180"/>
+      </w:pPr>
+      <w:r>
+        <w:rPr>
+          <w:rFonts w:ascii="Consolas" w:cs="Consolas" w:eastAsia="Consolas" w:hAnsi="Consolas"/>
+          <w:color w:val="1B2733"/>
+          <w:sz w:val="17"/>
+          <w:szCs w:val="17"/>
+        </w:rPr>
+        <w:t xml:space="preserve">    // --- compute x at start and end of segment</w:t>
+      </w:r>
+    </w:p>
+    <w:p>
+      <w:pPr>
+        <w:keepNext/>
+        <w:keepLines/>
+        <w:shd w:fill="F1F4F8" w:color="auto" w:val="clear"/>
+        <w:spacing w:after="0" w:before="0" w:line="240"/>
+        <w:ind w:left="180" w:right="180"/>
+      </w:pPr>
+      <w:r>
+        <w:rPr>
+          <w:rFonts w:ascii="Consolas" w:cs="Consolas" w:eastAsia="Consolas" w:hAnsi="Consolas"/>
+          <w:color w:val="1B2733"/>
+          <w:sz w:val="17"/>
+          <w:szCs w:val="17"/>
+        </w:rPr>
+        <w:t xml:space="preserve">    x0 = i * delta;</w:t>
+      </w:r>
+    </w:p>
+    <w:p>
+      <w:pPr>
+        <w:keepNext/>
+        <w:keepLines/>
+        <w:shd w:fill="F1F4F8" w:color="auto" w:val="clear"/>
+        <w:spacing w:after="0" w:before="0" w:line="240"/>
+        <w:ind w:left="180" w:right="180"/>
+      </w:pPr>
+      <w:r>
+        <w:rPr>
+          <w:rFonts w:ascii="Consolas" w:cs="Consolas" w:eastAsia="Consolas" w:hAnsi="Consolas"/>
+          <w:color w:val="1B2733"/>
+          <w:sz w:val="17"/>
+          <w:szCs w:val="17"/>
+        </w:rPr>
+        <w:t xml:space="preserve">    x1 = ((double)i+1) * delta;</w:t>
+      </w:r>
+    </w:p>
+    <w:p>
+      <w:pPr>
+        <w:keepNext/>
+        <w:keepLines/>
+        <w:shd w:fill="F1F4F8" w:color="auto" w:val="clear"/>
+        <w:spacing w:after="0" w:before="0" w:line="240"/>
+        <w:ind w:left="180" w:right="180"/>
+      </w:pPr>
+      <w:r>
+        <w:rPr>
+          <w:rFonts w:ascii="Consolas" w:cs="Consolas" w:eastAsia="Consolas" w:hAnsi="Consolas"/>
+          <w:color w:val="1B2733"/>
+          <w:sz w:val="17"/>
+          <w:szCs w:val="17"/>
+        </w:rPr>
+        <w:t xml:space="preserve"> </w:t>
+      </w:r>
+    </w:p>
+    <w:p>
+      <w:pPr>
+        <w:keepNext/>
+        <w:keepLines/>
+        <w:shd w:fill="F1F4F8" w:color="auto" w:val="clear"/>
+        <w:spacing w:after="0" w:before="0" w:line="240"/>
+        <w:ind w:left="180" w:right="180"/>
+      </w:pPr>
+      <w:r>
+        <w:rPr>
+          <w:rFonts w:ascii="Consolas" w:cs="Consolas" w:eastAsia="Consolas" w:hAnsi="Consolas"/>
+          <w:color w:val="1B2733"/>
+          <w:sz w:val="17"/>
+          <w:szCs w:val="17"/>
+        </w:rPr>
+        <w:t xml:space="preserve">    // --- linearly interpolate a y-value</w:t>
+      </w:r>
+    </w:p>
+    <w:p>
+      <w:pPr>
+        <w:keepNext/>
+        <w:keepLines/>
+        <w:shd w:fill="F1F4F8" w:color="auto" w:val="clear"/>
+        <w:spacing w:after="0" w:before="0" w:line="240"/>
+        <w:ind w:left="180" w:right="180"/>
+      </w:pPr>
+      <w:r>
+        <w:rPr>
+          <w:rFonts w:ascii="Consolas" w:cs="Consolas" w:eastAsia="Consolas" w:hAnsi="Consolas"/>
+          <w:color w:val="1B2733"/>
+          <w:sz w:val="17"/>
+          <w:szCs w:val="17"/>
+        </w:rPr>
+        <w:t xml:space="preserve">    y = table[i] + (x - x0) * (table[i+1] - table[i]) / delta;</w:t>
+      </w:r>
+    </w:p>
+    <w:p>
+      <w:pPr>
+        <w:keepNext/>
+        <w:keepLines/>
+        <w:shd w:fill="F1F4F8" w:color="auto" w:val="clear"/>
+        <w:spacing w:after="0" w:before="0" w:line="240"/>
+        <w:ind w:left="180" w:right="180"/>
+      </w:pPr>
+      <w:r>
+        <w:rPr>
+          <w:rFonts w:ascii="Consolas" w:cs="Consolas" w:eastAsia="Consolas" w:hAnsi="Consolas"/>
+          <w:color w:val="1B2733"/>
+          <w:sz w:val="17"/>
+          <w:szCs w:val="17"/>
+        </w:rPr>
+        <w:t xml:space="preserve"> </w:t>
+      </w:r>
+    </w:p>
+    <w:p>
+      <w:pPr>
+        <w:keepNext/>
+        <w:keepLines/>
+        <w:shd w:fill="F1F4F8" w:color="auto" w:val="clear"/>
+        <w:spacing w:after="0" w:before="0" w:line="240"/>
+        <w:ind w:left="180" w:right="180"/>
+      </w:pPr>
+      <w:r>
+        <w:rPr>
+          <w:rFonts w:ascii="Consolas" w:cs="Consolas" w:eastAsia="Consolas" w:hAnsi="Consolas"/>
+          <w:color w:val="1B2733"/>
+          <w:sz w:val="17"/>
+          <w:szCs w:val="17"/>
+        </w:rPr>
+        <w:t xml:space="preserve">    // --- use quadratic interpolation for low x value</w:t>
+      </w:r>
+    </w:p>
+    <w:p>
+      <w:pPr>
+        <w:keepNext/>
+        <w:keepLines/>
+        <w:shd w:fill="F1F4F8" w:color="auto" w:val="clear"/>
+        <w:spacing w:after="0" w:before="0" w:line="240"/>
+        <w:ind w:left="180" w:right="180"/>
+      </w:pPr>
+      <w:r>
+        <w:rPr>
+          <w:rFonts w:ascii="Consolas" w:cs="Consolas" w:eastAsia="Consolas" w:hAnsi="Consolas"/>
+          <w:color w:val="1B2733"/>
+          <w:sz w:val="17"/>
+          <w:szCs w:val="17"/>
+        </w:rPr>
+        <w:t xml:space="preserve">    if ( i &lt; 2 )</w:t>
+      </w:r>
+    </w:p>
+    <w:p>
+      <w:pPr>
+        <w:keepNext/>
+        <w:keepLines/>
+        <w:shd w:fill="F1F4F8" w:color="auto" w:val="clear"/>
+        <w:spacing w:after="0" w:before="0" w:line="240"/>
+        <w:ind w:left="180" w:right="180"/>
+      </w:pPr>
+      <w:r>
+        <w:rPr>
+          <w:rFonts w:ascii="Consolas" w:cs="Consolas" w:eastAsia="Consolas" w:hAnsi="Consolas"/>
+          <w:color w:val="1B2733"/>
+          <w:sz w:val="17"/>
+          <w:szCs w:val="17"/>
+        </w:rPr>
+        <w:t xml:space="preserve">    {</w:t>
+      </w:r>
+    </w:p>
+    <w:p>
+      <w:pPr>
+        <w:keepNext/>
+        <w:keepLines/>
+        <w:shd w:fill="F1F4F8" w:color="auto" w:val="clear"/>
+        <w:spacing w:after="0" w:before="0" w:line="240"/>
+        <w:ind w:left="180" w:right="180"/>
+      </w:pPr>
+      <w:r>
+        <w:rPr>
+          <w:rFonts w:ascii="Consolas" w:cs="Consolas" w:eastAsia="Consolas" w:hAnsi="Consolas"/>
+          <w:color w:val="1B2733"/>
+          <w:sz w:val="17"/>
+          <w:szCs w:val="17"/>
+        </w:rPr>
+        <w:t xml:space="preserve">        y2 = y + (x - x0) * (x - x1) / (delta*delta) *</w:t>
+      </w:r>
+    </w:p>
+    <w:p>
+      <w:pPr>
+        <w:keepNext/>
+        <w:keepLines/>
+        <w:shd w:fill="F1F4F8" w:color="auto" w:val="clear"/>
+        <w:spacing w:after="0" w:before="0" w:line="240"/>
+        <w:ind w:left="180" w:right="180"/>
+      </w:pPr>
+      <w:r>
+        <w:rPr>
+          <w:rFonts w:ascii="Consolas" w:cs="Consolas" w:eastAsia="Consolas" w:hAnsi="Consolas"/>
+          <w:color w:val="1B2733"/>
+          <w:sz w:val="17"/>
+          <w:szCs w:val="17"/>
+        </w:rPr>
+        <w:t xml:space="preserve">             (table[i]/2.0 - table[i+1] + table[i+2]/2.0) ;</w:t>
+      </w:r>
+    </w:p>
+    <w:p>
+      <w:pPr>
+        <w:keepNext/>
+        <w:keepLines/>
+        <w:shd w:fill="F1F4F8" w:color="auto" w:val="clear"/>
+        <w:spacing w:after="0" w:before="0" w:line="240"/>
+        <w:ind w:left="180" w:right="180"/>
+      </w:pPr>
+      <w:r>
+        <w:rPr>
+          <w:rFonts w:ascii="Consolas" w:cs="Consolas" w:eastAsia="Consolas" w:hAnsi="Consolas"/>
+          <w:color w:val="1B2733"/>
+          <w:sz w:val="17"/>
+          <w:szCs w:val="17"/>
+        </w:rPr>
+        <w:t xml:space="preserve">        if ( y2 &gt; 0.0 ) y = y2;</w:t>
+      </w:r>
+    </w:p>
+    <w:p>
+      <w:pPr>
+        <w:keepNext/>
+        <w:keepLines/>
+        <w:shd w:fill="F1F4F8" w:color="auto" w:val="clear"/>
+        <w:spacing w:after="0" w:before="0" w:line="240"/>
+        <w:ind w:left="180" w:right="180"/>
+      </w:pPr>
+      <w:r>
+        <w:rPr>
+          <w:rFonts w:ascii="Consolas" w:cs="Consolas" w:eastAsia="Consolas" w:hAnsi="Consolas"/>
+          <w:color w:val="1B2733"/>
+          <w:sz w:val="17"/>
+          <w:szCs w:val="17"/>
+        </w:rPr>
+        <w:t xml:space="preserve">    }</w:t>
+      </w:r>
+    </w:p>
+    <w:p>
+      <w:pPr>
+        <w:keepNext/>
+        <w:keepLines/>
+        <w:shd w:fill="F1F4F8" w:color="auto" w:val="clear"/>
+        <w:spacing w:after="0" w:before="0" w:line="240"/>
+        <w:ind w:left="180" w:right="180"/>
+      </w:pPr>
+      <w:r>
+        <w:rPr>
+          <w:rFonts w:ascii="Consolas" w:cs="Consolas" w:eastAsia="Consolas" w:hAnsi="Consolas"/>
+          <w:color w:val="1B2733"/>
+          <w:sz w:val="17"/>
+          <w:szCs w:val="17"/>
+        </w:rPr>
+        <w:t xml:space="preserve">    if ( y &lt; 0.0 ) y = 0.0;</w:t>
+      </w:r>
+    </w:p>
+    <w:p>
+      <w:pPr>
+        <w:keepNext/>
+        <w:keepLines/>
+        <w:shd w:fill="F1F4F8" w:color="auto" w:val="clear"/>
+        <w:spacing w:after="0" w:before="0" w:line="240"/>
+        <w:ind w:left="180" w:right="180"/>
+      </w:pPr>
+      <w:r>
+        <w:rPr>
+          <w:rFonts w:ascii="Consolas" w:cs="Consolas" w:eastAsia="Consolas" w:hAnsi="Consolas"/>
+          <w:color w:val="1B2733"/>
+          <w:sz w:val="17"/>
+          <w:szCs w:val="17"/>
+        </w:rPr>
+        <w:t xml:space="preserve">    return y;</w:t>
+      </w:r>
+    </w:p>
+    <w:p>
+      <w:pPr>
+        <w:keepNext w:val="false"/>
+        <w:keepLines/>
+        <w:shd w:fill="F1F4F8" w:color="auto" w:val="clear"/>
+        <w:spacing w:after="200" w:before="0" w:line="240"/>
+        <w:ind w:left="180" w:right="180"/>
+      </w:pPr>
+      <w:r>
+        <w:rPr>
+          <w:rFonts w:ascii="Consolas" w:cs="Consolas" w:eastAsia="Consolas" w:hAnsi="Consolas"/>
+          <w:color w:val="1B2733"/>
+          <w:sz w:val="17"/>
+          <w:szCs w:val="17"/>
+        </w:rPr>
+        <w:t xml:space="preserve">}</w:t>
+      </w:r>
+    </w:p>
+    <w:p>
+      <w:pPr>
+        <w:keepNext w:val="false"/>
+        <w:spacing w:after="160" w:line="300"/>
+      </w:pPr>
+      <w:r>
+        <w:rPr>
+          <w:rFonts w:ascii="Georgia" w:cs="Georgia" w:eastAsia="Georgia" w:hAnsi="Georgia"/>
+          <w:color w:val="1B2733"/>
+          <w:sz w:val="22"/>
+          <w:szCs w:val="22"/>
+        </w:rPr>
+        <w:t xml:space="preserve">Read the machine code of the two and the difference has two halves. C turns </w:t>
+      </w:r>
+      <w:r>
+        <w:rPr>
+          <w:rFonts w:ascii="Consolas" w:cs="Consolas" w:eastAsia="Consolas" w:hAnsi="Consolas"/>
+          <w:color w:val="1B2733"/>
+          <w:sz w:val="19"/>
+          <w:szCs w:val="19"/>
+        </w:rPr>
+        <w:t xml:space="preserve">x / delta</w:t>
+      </w:r>
+      <w:r>
+        <w:rPr>
+          <w:rFonts w:ascii="Georgia" w:cs="Georgia" w:eastAsia="Georgia" w:hAnsi="Georgia"/>
+          <w:color w:val="1B2733"/>
+          <w:sz w:val="22"/>
+          <w:szCs w:val="22"/>
+        </w:rPr>
+        <w:t xml:space="preserve"> into an integer with one instruction, </w:t>
+      </w:r>
+      <w:r>
+        <w:rPr>
+          <w:rFonts w:ascii="Consolas" w:cs="Consolas" w:eastAsia="Consolas" w:hAnsi="Consolas"/>
+          <w:color w:val="1B2733"/>
+          <w:sz w:val="19"/>
+          <w:szCs w:val="19"/>
+        </w:rPr>
+        <w:t xml:space="preserve">cvttsd2si</w:t>
+      </w:r>
+      <w:r>
+        <w:rPr>
+          <w:rFonts w:ascii="Georgia" w:cs="Georgia" w:eastAsia="Georgia" w:hAnsi="Georgia"/>
+          <w:color w:val="1B2733"/>
+          <w:sz w:val="22"/>
+          <w:szCs w:val="22"/>
+        </w:rPr>
+        <w:t xml:space="preserve">. The Rust needs twelve for the same integer: Rust's own conversion clamps a value that does not fit and turns NaN into zero, where that instruction gives the most negative integer for both, and </w:t>
+      </w:r>
+      <w:r>
+        <w:rPr>
+          <w:rFonts w:ascii="Consolas" w:cs="Consolas" w:eastAsia="Consolas" w:hAnsi="Consolas"/>
+          <w:color w:val="1B2733"/>
+          <w:sz w:val="19"/>
+          <w:szCs w:val="19"/>
+        </w:rPr>
+        <w:t xml:space="preserve">ccast</w:t>
+      </w:r>
+      <w:r>
+        <w:rPr>
+          <w:rFonts w:ascii="Georgia" w:cs="Georgia" w:eastAsia="Georgia" w:hAnsi="Georgia"/>
+          <w:color w:val="1B2733"/>
+          <w:sz w:val="22"/>
+          <w:szCs w:val="22"/>
+        </w:rPr>
+        <w:t xml:space="preserve"> then puts the instruction's answer back, because the bits have to match. That is eleven of the 26.6 extra instructions a call, and it is the price of copying C exactly, not of safety. Most of the rest is the table. C reads </w:t>
+      </w:r>
+      <w:r>
+        <w:rPr>
+          <w:rFonts w:ascii="Consolas" w:cs="Consolas" w:eastAsia="Consolas" w:hAnsi="Consolas"/>
+          <w:color w:val="1B2733"/>
+          <w:sz w:val="19"/>
+          <w:szCs w:val="19"/>
+        </w:rPr>
+        <w:t xml:space="preserve">table[i]</w:t>
+      </w:r>
+      <w:r>
+        <w:rPr>
+          <w:rFonts w:ascii="Georgia" w:cs="Georgia" w:eastAsia="Georgia" w:hAnsi="Georgia"/>
+          <w:color w:val="1B2733"/>
+          <w:sz w:val="22"/>
+          <w:szCs w:val="22"/>
+        </w:rPr>
+        <w:t xml:space="preserve"> and its neighbours without asking whether they exist; the Rust checks each read, a comparison and a branch that is never taken, and returns 0.0 for a read outside the table where C would read whatever lay there (RS-10). Twenty-odd million calls make them count. (</w:t>
+      </w:r>
+      <w:r>
+        <w:rPr>
+          <w:rFonts w:ascii="Consolas" w:cs="Consolas" w:eastAsia="Consolas" w:hAnsi="Consolas"/>
+          <w:color w:val="1B2733"/>
+          <w:sz w:val="19"/>
+          <w:szCs w:val="19"/>
+        </w:rPr>
+        <w:t xml:space="preserve">results/lookup_disasm.txt</w:t>
+      </w:r>
+      <w:r>
+        <w:rPr>
+          <w:rFonts w:ascii="Georgia" w:cs="Georgia" w:eastAsia="Georgia" w:hAnsi="Georgia"/>
+          <w:color w:val="1B2733"/>
+          <w:sz w:val="22"/>
+          <w:szCs w:val="22"/>
+        </w:rPr>
+        <w:t xml:space="preserve"> has both functions as compiled.)</w:t>
+      </w:r>
+    </w:p>
+    <w:p>
+      <w:pPr>
+        <w:keepNext w:val="false"/>
+        <w:spacing w:after="160" w:line="300"/>
+      </w:pPr>
+      <w:r>
+        <w:rPr>
+          <w:rFonts w:ascii="Georgia" w:cs="Georgia" w:eastAsia="Georgia" w:hAnsi="Georgia"/>
+          <w:color w:val="1B2733"/>
+          <w:sz w:val="22"/>
+          <w:szCs w:val="22"/>
+        </w:rPr>
+        <w:t xml:space="preserve">One more item is not safety at all but a translation choice. EPA's output writer hands each object's results to the C library's file buffer. The translation gathers them into a small vector of bytes first and frees it after, a fresh allocation for every object at every reporting step. On </w:t>
+      </w:r>
+      <w:r>
+        <w:rPr>
+          <w:rFonts w:ascii="Consolas" w:cs="Consolas" w:eastAsia="Consolas" w:hAnsi="Consolas"/>
+          <w:color w:val="1B2733"/>
+          <w:sz w:val="19"/>
+          <w:szCs w:val="19"/>
+        </w:rPr>
+        <w:t xml:space="preserve">10_Subs_Continuous.inp</w:t>
+      </w:r>
+      <w:r>
+        <w:rPr>
+          <w:rFonts w:ascii="Georgia" w:cs="Georgia" w:eastAsia="Georgia" w:hAnsi="Georgia"/>
+          <w:color w:val="1B2733"/>
+          <w:sz w:val="22"/>
+          <w:szCs w:val="22"/>
+        </w:rPr>
+        <w:t xml:space="preserve">, a continuous simulation that reports often, that comes to 2,182,316 memory allocations against EPA's 6,834, 2,096,659 of them in the writer, and the writer, with everything it calls, costs 1.10 billion instructions against EPA's 780 million: 22 percent of the difference on that model. A buffer kept from one write to the next would remove most of it and write the same bytes, and the gate would be the judge of that.</w:t>
+      </w:r>
+    </w:p>
+    <w:p>
+      <w:pPr>
+        <w:keepNext w:val="false"/>
+        <w:spacing w:after="160" w:line="300"/>
+      </w:pPr>
+      <w:r>
+        <w:rPr>
+          <w:rFonts w:ascii="Georgia" w:cs="Georgia" w:eastAsia="Georgia" w:hAnsi="Georgia"/>
+          <w:color w:val="1B2733"/>
+          <w:sz w:val="22"/>
+          <w:szCs w:val="22"/>
+        </w:rPr>
+        <w:t xml:space="preserve">The rest of the difference is spread thin over the dynamic-wave loop, the node flow updates and the flow statistics. Some of it is the two compilers' different choices about which small functions to fold into their callers, so function-by-function counts compare only roughly. An instruction count is not a run time; it leaves out cache misses and mispredicted branches, and a processor runs several simple instructions at once. The four profiled models were timed too: </w:t>
+      </w:r>
+      <w:r>
+        <w:rPr>
+          <w:rFonts w:ascii="Consolas" w:cs="Consolas" w:eastAsia="Consolas" w:hAnsi="Consolas"/>
+          <w:color w:val="1B2733"/>
+          <w:sz w:val="19"/>
+          <w:szCs w:val="19"/>
+        </w:rPr>
+        <w:t xml:space="preserve">manifold_pumps.inp</w:t>
+      </w:r>
+      <w:r>
+        <w:rPr>
+          <w:rFonts w:ascii="Georgia" w:cs="Georgia" w:eastAsia="Georgia" w:hAnsi="Georgia"/>
+          <w:color w:val="1B2733"/>
+          <w:sz w:val="22"/>
+          <w:szCs w:val="22"/>
+        </w:rPr>
+        <w:t xml:space="preserve">, 23 percent more instructions and 2 percent less time, inside that model's noise; </w:t>
+      </w:r>
+      <w:r>
+        <w:rPr>
+          <w:rFonts w:ascii="Consolas" w:cs="Consolas" w:eastAsia="Consolas" w:hAnsi="Consolas"/>
+          <w:color w:val="1B2733"/>
+          <w:sz w:val="19"/>
+          <w:szCs w:val="19"/>
+        </w:rPr>
+        <w:t xml:space="preserve">46_Subs.inp</w:t>
+      </w:r>
+      <w:r>
+        <w:rPr>
+          <w:rFonts w:ascii="Georgia" w:cs="Georgia" w:eastAsia="Georgia" w:hAnsi="Georgia"/>
+          <w:color w:val="1B2733"/>
+          <w:sz w:val="22"/>
+          <w:szCs w:val="22"/>
+        </w:rPr>
+        <w:t xml:space="preserve">, 20 percent more instructions and 19 percent more time; </w:t>
+      </w:r>
+      <w:r>
+        <w:rPr>
+          <w:rFonts w:ascii="Consolas" w:cs="Consolas" w:eastAsia="Consolas" w:hAnsi="Consolas"/>
+          <w:color w:val="1B2733"/>
+          <w:sz w:val="19"/>
+          <w:szCs w:val="19"/>
+        </w:rPr>
+        <w:t xml:space="preserve">10_Subs_Continuous.inp</w:t>
+      </w:r>
+      <w:r>
+        <w:rPr>
+          <w:rFonts w:ascii="Georgia" w:cs="Georgia" w:eastAsia="Georgia" w:hAnsi="Georgia"/>
+          <w:color w:val="1B2733"/>
+          <w:sz w:val="22"/>
+          <w:szCs w:val="22"/>
+        </w:rPr>
+        <w:t xml:space="preserve">, 26 percent more instructions and 14 percent more time; </w:t>
+      </w:r>
+      <w:r>
+        <w:rPr>
+          <w:rFonts w:ascii="Consolas" w:cs="Consolas" w:eastAsia="Consolas" w:hAnsi="Consolas"/>
+          <w:color w:val="1B2733"/>
+          <w:sz w:val="19"/>
+          <w:szCs w:val="19"/>
+        </w:rPr>
+        <w:t xml:space="preserve">Peter Klaver_WQ_Tracer.inp</w:t>
+      </w:r>
+      <w:r>
+        <w:rPr>
+          <w:rFonts w:ascii="Georgia" w:cs="Georgia" w:eastAsia="Georgia" w:hAnsi="Georgia"/>
+          <w:color w:val="1B2733"/>
+          <w:sz w:val="22"/>
+          <w:szCs w:val="22"/>
+        </w:rPr>
+        <w:t xml:space="preserve">, 11 percent more instructions and 9 percent more time. On every one the clock grew less than the count. The stopwatch is the measurement. The counts say where a faster swmm5-rust would start: in </w:t>
+      </w:r>
+      <w:r>
+        <w:rPr>
+          <w:rFonts w:ascii="Consolas" w:cs="Consolas" w:eastAsia="Consolas" w:hAnsi="Consolas"/>
+          <w:color w:val="1B2733"/>
+          <w:sz w:val="19"/>
+          <w:szCs w:val="19"/>
+        </w:rPr>
+        <w:t xml:space="preserve">lookup</w:t>
+      </w:r>
+      <w:r>
+        <w:rPr>
+          <w:rFonts w:ascii="Georgia" w:cs="Georgia" w:eastAsia="Georgia" w:hAnsi="Georgia"/>
+          <w:color w:val="1B2733"/>
+          <w:sz w:val="22"/>
+          <w:szCs w:val="22"/>
+        </w:rPr>
+        <w:t xml:space="preserve"> and the output writer, under the same gate. No time was spent on speed. The engine is correct first.</w:t>
+      </w:r>
+    </w:p>
+    <w:p>
+      <w:pPr>
+        <w:pStyle w:val="Heading1"/>
+      </w:pPr>
+      <w:r>
+        <w:t xml:space="preserve">Three engines in one page</w:t>
+      </w:r>
+    </w:p>
+    <w:p>
+      <w:pPr>
+        <w:keepNext w:val="false"/>
+        <w:spacing w:after="160" w:line="300"/>
+      </w:pPr>
+      <w:r>
+        <w:rPr>
+          <w:rFonts w:ascii="Georgia" w:cs="Georgia" w:eastAsia="Georgia" w:hAnsi="Georgia"/>
+          <w:color w:val="1B2733"/>
+          <w:sz w:val="22"/>
+          <w:szCs w:val="22"/>
+        </w:rPr>
+        <w:t xml:space="preserve">The app this essay lives in carries all three engines, compiled to WebAssembly and packed into the page itself. Its Run tab takes any sample or any </w:t>
+      </w:r>
+      <w:r>
+        <w:rPr>
+          <w:rFonts w:ascii="Consolas" w:cs="Consolas" w:eastAsia="Consolas" w:hAnsi="Consolas"/>
+          <w:color w:val="1B2733"/>
+          <w:sz w:val="19"/>
+          <w:szCs w:val="19"/>
+        </w:rPr>
+        <w:t xml:space="preserve">.inp</w:t>
+      </w:r>
+      <w:r>
+        <w:rPr>
+          <w:rFonts w:ascii="Georgia" w:cs="Georgia" w:eastAsia="Georgia" w:hAnsi="Georgia"/>
+          <w:color w:val="1B2733"/>
+          <w:sz w:val="22"/>
+          <w:szCs w:val="22"/>
+        </w:rPr>
+        <w:t xml:space="preserve"> file of yours, runs it through all three in a background worker, and compares the results the same way the gate does: the </w:t>
+      </w:r>
+      <w:r>
+        <w:rPr>
+          <w:rFonts w:ascii="Consolas" w:cs="Consolas" w:eastAsia="Consolas" w:hAnsi="Consolas"/>
+          <w:color w:val="1B2733"/>
+          <w:sz w:val="19"/>
+          <w:szCs w:val="19"/>
+        </w:rPr>
+        <w:t xml:space="preserve">.out</w:t>
+      </w:r>
+      <w:r>
+        <w:rPr>
+          <w:rFonts w:ascii="Georgia" w:cs="Georgia" w:eastAsia="Georgia" w:hAnsi="Georgia"/>
+          <w:color w:val="1B2733"/>
+          <w:sz w:val="22"/>
+          <w:szCs w:val="22"/>
+        </w:rPr>
+        <w:t xml:space="preserve"> files by SHA-256, every value in them one by one, and every number in the reports. The Many at once tab opens every sample in one swmm5-rust instance, one handle each, and steps them in turn, which EPA's engine, with its globals, cannot do. The Inside tab shows the C, the C++ and the Rust of the same functions side by side, and the defect register with the offending lines as they are in EPA's source.</w:t>
+      </w:r>
+    </w:p>
+    <w:p>
+      <w:pPr>
+        <w:keepNext w:val="false"/>
+        <w:spacing w:after="160" w:line="300"/>
+      </w:pPr>
+      <w:r>
+        <w:rPr>
+          <w:rFonts w:ascii="Georgia" w:cs="Georgia" w:eastAsia="Georgia" w:hAnsi="Georgia"/>
+          <w:color w:val="1B2733"/>
+          <w:sz w:val="22"/>
+          <w:szCs w:val="22"/>
+        </w:rPr>
+        <w:t xml:space="preserve">There is one small piece of engineering in the page worth mentioning. A WebAssembly program asks its host for files through an interface called WASI. The C engines need thirteen of its calls; Rust's standard library needs six more, to ask the size of a file or a path, where it stands in a file, how to make a directory, and what the environment holds. The page answers all nineteen from an in-memory file system about 150 lines long. That is the whole operating system the engines see.</w:t>
       </w:r>
     </w:p>
     <w:p>
@@ -2876,7 +4376,7 @@
           <w:sz w:val="22"/>
           <w:szCs w:val="22"/>
         </w:rPr>
-        <w:t xml:space="preserve">It does not reproduce EPA where EPA's behaviour is undefined. There, swmm5-rust stops with a message, or, in one case, writes the error report EPA meant to write.</w:t>
+        <w:t xml:space="preserve">It does not reproduce EPA where EPA's behaviour is undefined. There, swmm5-rust stops with a message, or writes the error report EPA meant to write (RS-9), or reads 0.0 where C reads far outside a table (RS-10).</w:t>
       </w:r>
     </w:p>
     <w:p>
@@ -2895,7 +4395,7 @@
           <w:sz w:val="22"/>
           <w:szCs w:val="22"/>
         </w:rPr>
-        <w:t xml:space="preserve">Safe Rust rules out memory errors. It does not rule out wrong arithmetic. That is checked only by the gate, and only on the models the gate ran.</w:t>
+        <w:t xml:space="preserve">It does not run out of memory the way EPA does. Where C checks an allocation and reports ERROR 101 when it fails, the Rust stops with "memory allocation failed" and writes no report. One corpus model asks both engines for 3.4 GB of RDII rainfall history and showed the difference under the gate's 3 GiB cap; given the memory, the two agree byte for byte.</w:t>
       </w:r>
     </w:p>
     <w:p>
@@ -2914,7 +4414,7 @@
           <w:sz w:val="22"/>
           <w:szCs w:val="22"/>
         </w:rPr>
-        <w:t xml:space="preserve">It is not faster than the C.</w:t>
+        <w:t xml:space="preserve">Safe Rust rules out memory errors. It does not rule out wrong arithmetic. That is checked only by the gate, and only on the models the gate ran.</w:t>
       </w:r>
     </w:p>
     <w:p>
@@ -2933,7 +4433,26 @@
           <w:sz w:val="22"/>
           <w:szCs w:val="22"/>
         </w:rPr>
-        <w:t xml:space="preserve">The C interface that lets C and JavaScript call the engine has 7 small unsafe blocks, where pointers come in from the caller. They are the only unsafe code in the project.</w:t>
+        <w:t xml:space="preserve">It is not faster than the C. Natively its median run time is 12 percent longer than EPA's, and it is slower beyond the noise on ten of the twelve models timed.</w:t>
+      </w:r>
+    </w:p>
+    <w:p>
+      <w:pPr>
+        <w:pStyle w:val="ListParagraph"/>
+        <w:numPr>
+          <w:ilvl w:val="0"/>
+          <w:numId w:val="2"/>
+        </w:numPr>
+        <w:spacing w:after="100" w:line="288"/>
+      </w:pPr>
+      <w:r>
+        <w:rPr>
+          <w:rFonts w:ascii="Georgia" w:cs="Georgia" w:eastAsia="Georgia" w:hAnsi="Georgia"/>
+          <w:color w:val="1B2733"/>
+          <w:sz w:val="22"/>
+          <w:szCs w:val="22"/>
+        </w:rPr>
+        <w:t xml:space="preserve">The C interface that lets C and JavaScript call the engine has 7 small unsafe blocks, where pointers come in from the caller. They are the only unsafe code in the engine and its interface; the test harnesses that call glibc and the c2rust copy for comparison use it too, and do not ship.</w:t>
       </w:r>
     </w:p>
     <w:p>

--- a/app/doc/out/swmm5-rust-doc.docx
+++ b/app/doc/out/swmm5-rust-doc.docx
@@ -2790,7 +2790,7 @@
           <w:sz w:val="22"/>
           <w:szCs w:val="22"/>
         </w:rPr>
-        <w:t xml:space="preserve">, the shape that taught us about the bit: 59 of 68 identical, 9 inconclusive (both runs hit the time cap), none different.</w:t>
+        <w:t xml:space="preserve">, the shape that taught us about the bit: 68 of 68 identical, none different.</w:t>
       </w:r>
     </w:p>
     <w:p>
@@ -2820,7 +2820,7 @@
           <w:sz w:val="22"/>
           <w:szCs w:val="22"/>
         </w:rPr>
-        <w:t xml:space="preserve"> that swmm5-cplus was gated on, 3,759 models from Bob's 1729-SWMM5-Models-2030 collection (every model under 125 KB and a seeded sample of larger ones): all 3,759 run, 3,738 identical, 15 undefined in C, 6 inconclusive at the time cap.</w:t>
+        <w:t xml:space="preserve"> that swmm5-cplus was gated on, 3,759 models from Bob's 1729-SWMM5-Models-2030 collection (every model under 125 KB and a seeded sample of larger ones): all 3,759 run, 3,742 identical, 15 undefined in C, 2 inconclusive at the time cap.</w:t>
       </w:r>
     </w:p>
     <w:p>
@@ -2835,7 +2835,58 @@
           <w:sz w:val="22"/>
           <w:szCs w:val="22"/>
         </w:rPr>
-        <w:t xml:space="preserve">Those three sets ran on the binary built before one last change to the engine. A control rule can read a link's velocity, and C works it out through a pointer to the link's own cross-section, the same pointer that lets FILLED_CIRCULAR edit that section by a bit. The Rust had used a read-only copy there, on an argument that the edit could not matter by then; an argument is not a test, so it now calls the function C calls. Built from the source as it stands, the engine went through the 221 smoke and coverage models again and every other gated model with control rules but the ten largest, 415 in all: all 415 run, 409 identical, 6 undefined in C, none different. The WebAssembly runs below are that build too.</w:t>
+        <w:t xml:space="preserve">Those three sets ran on the binary built before one last change to the engine. A control rule can read a link's velocity, and C works it out through a pointer to the link's own cross-section, the same pointer that lets FILLED_CIRCULAR edit that section by a bit. The Rust had used a read-only copy there, on an argument that the edit could not matter by then; an argument is not a test, so it now calls the function C calls. Built from the source as it stands, the engine went through the 221 smoke and coverage models again and every other gated model with control rules but the ten that had hit the time cap, 415 in all: all 415 run, 409 identical, 6 undefined in C, none different. The WebAssembly runs below are that build too.</w:t>
+      </w:r>
+    </w:p>
+    <w:p>
+      <w:pPr>
+        <w:keepNext w:val="false"/>
+        <w:spacing w:after="160" w:line="300"/>
+      </w:pPr>
+      <w:r>
+        <w:rPr>
+          <w:rFonts w:ascii="Georgia" w:cs="Georgia" w:eastAsia="Georgia" w:hAnsi="Georgia"/>
+          <w:color w:val="1B2733"/>
+          <w:sz w:val="22"/>
+          <w:szCs w:val="22"/>
+        </w:rPr>
+        <w:t xml:space="preserve">Some runs never got an answer. Two cores shared by several gates make every run slower, and the biggest models hit the five-minute cap in one engine or both. Those, the ten rule models among them, were run again with the engine as it stands, two at a time on a machine doing nothing else, with an hour each: 15 of the 16 finished inside the hour, 15 of them identical, none different. The last, </w:t>
+      </w:r>
+      <w:r>
+        <w:rPr>
+          <w:rFonts w:ascii="Consolas" w:cs="Consolas" w:eastAsia="Consolas" w:hAnsi="Consolas"/>
+          <w:color w:val="1B2733"/>
+          <w:sz w:val="19"/>
+          <w:szCs w:val="19"/>
+        </w:rPr>
+        <w:t xml:space="preserve">Session38_100_Control_Rules.inp</w:t>
+      </w:r>
+      <w:r>
+        <w:rPr>
+          <w:rFonts w:ascii="Georgia" w:cs="Georgia" w:eastAsia="Georgia" w:hAnsi="Georgia"/>
+          <w:color w:val="1B2733"/>
+          <w:sz w:val="22"/>
+          <w:szCs w:val="22"/>
+        </w:rPr>
+        <w:t xml:space="preserve">, kept EPA itself busy past the hour, so EPA and the Rust ran it side by side with no time cap. It reports every minute for eleven days, and both runs stopped where the gate stops any file, at 2 GiB, after 87 minutes for EPA and 100 for the Rust. Those first 2,147,483,648 bytes of the two </w:t>
+      </w:r>
+      <w:r>
+        <w:rPr>
+          <w:rFonts w:ascii="Consolas" w:cs="Consolas" w:eastAsia="Consolas" w:hAnsi="Consolas"/>
+          <w:color w:val="1B2733"/>
+          <w:sz w:val="19"/>
+          <w:szCs w:val="19"/>
+        </w:rPr>
+        <w:t xml:space="preserve">.out</w:t>
+      </w:r>
+      <w:r>
+        <w:rPr>
+          <w:rFonts w:ascii="Georgia" w:cs="Georgia" w:eastAsia="Georgia" w:hAnsi="Georgia"/>
+          <w:color w:val="1B2733"/>
+          <w:sz w:val="22"/>
+          <w:szCs w:val="22"/>
+        </w:rPr>
+        <w:t xml:space="preserve"> files are the same, byte for byte; the rest of the run, and the report written at its end, were never reached, so the model stays inconclusive.</w:t>
       </w:r>
     </w:p>
     <w:p>

--- a/app/doc/out/swmm5-rust-doc.docx
+++ b/app/doc/out/swmm5-rust-doc.docx
@@ -2674,7 +2674,7 @@
           <w:sz w:val="22"/>
           <w:szCs w:val="22"/>
         </w:rPr>
-        <w:t xml:space="preserve">Safe Rust gives the translator no way to copy an out-of-bounds read, so at each such place somebody had to choose. Mostly the choice was to stop. In one place it was not. SWMM's cross-section tables are read through a function that turns a ratio into an index with no check, and a NaN or a huge ratio sends C sixteen gigabytes below the table. The corpus has decks for it, CRASH-07 in the same review. Natively EPA dies; in WebAssembly it reads whatever is there and runs on. The Rust reads 0.0 and runs on too, because for a NaN ratio the answer is NaN whatever is read. On one of those decks all three WebAssembly engines then agree byte for byte; on the other, EPA's WebAssembly build read something different. Neither counts as a match. The defect register lists it as RS-10, choice and all.</w:t>
+        <w:t xml:space="preserve">Safe Rust gives the translator no way to copy an out-of-bounds read, so at each such place somebody had to choose. Mostly the choice was to stop. In one place it was not. SWMM's cross-section tables are read through a function that turns a ratio into an index with no check, and a NaN or a huge ratio sends C sixteen gigabytes below the table. The corpus has decks for it, CRASH-07 in the same review. Natively EPA dies; in WebAssembly it reads whatever is there and runs on. The Rust reads 0.0 and runs on too, because for a NaN ratio the answer is NaN whatever is read. On two of the three decks all three WebAssembly engines then agree byte for byte; on the third, EPA's WebAssembly build read something different. None of them counts as a match. The defect register lists it as RS-10, choice and all.</w:t>
       </w:r>
     </w:p>
     <w:p>
@@ -2820,7 +2820,7 @@
           <w:sz w:val="22"/>
           <w:szCs w:val="22"/>
         </w:rPr>
-        <w:t xml:space="preserve"> that swmm5-cplus was gated on, 3,759 models from Bob's 1729-SWMM5-Models-2030 collection (every model under 125 KB and a seeded sample of larger ones): all 3,759 run, 3,742 identical, 15 undefined in C, 2 inconclusive at the time cap.</w:t>
+        <w:t xml:space="preserve"> that swmm5-cplus was gated on, 3,759 models from Bob's 1729-SWMM5-Models-2030 collection (every model under 125 KB and a seeded sample of larger ones): all 3,759 run, 3,742 identical, 15 undefined in C, 2 inconclusive (the IO-02 deck, whose run would last 4.2e28 days; a control-rules model stopped at the 2 GiB file-size cap, below).</w:t>
       </w:r>
     </w:p>
     <w:p>
@@ -2835,7 +2835,7 @@
           <w:sz w:val="22"/>
           <w:szCs w:val="22"/>
         </w:rPr>
-        <w:t xml:space="preserve">Those three sets ran on the binary built before one last change to the engine. A control rule can read a link's velocity, and C works it out through a pointer to the link's own cross-section, the same pointer that lets FILLED_CIRCULAR edit that section by a bit. The Rust had used a read-only copy there, on an argument that the edit could not matter by then; an argument is not a test, so it now calls the function C calls. Built from the source as it stands, the engine went through the 221 smoke and coverage models again and every other gated model with control rules but the ten that had hit the time cap, 415 in all: all 415 run, 409 identical, 6 undefined in C, none different. The WebAssembly runs below are that build too.</w:t>
+        <w:t xml:space="preserve">Those three sets ran first on the binary built before one last change to the engine. A control rule can read a link's velocity, and C works it out through a pointer to the link's own cross-section, the same pointer that lets FILLED_CIRCULAR edit that section by a bit. The Rust had used a read-only copy there, on an argument that the edit could not matter by then; an argument is not a test, so it now calls the function C calls. Built from the source as it stands, the engine went through the 221 smoke and coverage models again and 194 other gated models with control rules, 415 in all: all 415 run, 409 identical, 6 undefined in C, none different. Ten slower rule models went to the long rerun below instead. The WebAssembly runs below are that build too.</w:t>
       </w:r>
     </w:p>
     <w:p>
@@ -2850,7 +2850,7 @@
           <w:sz w:val="22"/>
           <w:szCs w:val="22"/>
         </w:rPr>
-        <w:t xml:space="preserve">Some runs never got an answer. Two cores shared by several gates make every run slower, and the biggest models hit the five-minute cap in one engine or both. Those, the ten rule models among them, were run again with the engine as it stands, two at a time on a machine doing nothing else, with an hour each: 15 of the 16 finished inside the hour, 15 of them identical, none different. The last, </w:t>
+        <w:t xml:space="preserve">Some runs never got an answer. Two cores shared by several gates make every run slower, and the biggest models hit the five-minute cap in one engine or both. Those sixteen, among them the ten rule models held back from the check above, were run again with the engine as it stands, two at a time on a machine doing nothing else, with an hour each: 15 of the 16 finished inside the hour, 15 of them identical, none different. The last, </w:t>
       </w:r>
       <w:r>
         <w:rPr>
@@ -3254,7 +3254,7 @@
           <w:sz w:val="22"/>
           <w:szCs w:val="22"/>
         </w:rPr>
-        <w:t xml:space="preserve">Natively, over twelve models, swmm5-rust's median run time is 1.12 times EPA's, 12 percent longer. Model by model the ratio runs from 0.98 to 1.42; on ten of the twelve it is slower by more than EPA differs from itself on the same model; on two the difference is inside that noise. The noisiest model, </w:t>
+        <w:t xml:space="preserve">Natively, over twelve models, swmm5-rust's median run time is 1.12 times EPA's, 12 percent longer. Model by model the ratio runs from 0.98 to 1.42; on ten of the twelve its median is slower by more than EPA's own two medians differ on the same model; on two the difference is inside that noise. The noisiest model, </w:t>
       </w:r>
       <w:r>
         <w:rPr>
@@ -3272,7 +3272,7 @@
           <w:sz w:val="22"/>
           <w:szCs w:val="22"/>
         </w:rPr>
-        <w:t xml:space="preserve">, differs from itself by 12 percent between two runs of EPA, so a single ratio means little without its own floor. swmm5-cplus, built with link-time optimisation, comes in at a median of 0.94.</w:t>
+        <w:t xml:space="preserve">, has its two EPA medians 12 percent apart, and single runs scatter far more than medians do, so one ratio means little without its own floor. swmm5-cplus, built with link-time optimisation, comes in at a median of 0.94.</w:t>
       </w:r>
     </w:p>
     <w:p>
@@ -3287,7 +3287,7 @@
           <w:sz w:val="22"/>
           <w:szCs w:val="22"/>
         </w:rPr>
-        <w:t xml:space="preserve">In WebAssembly, run in node, swmm5-rust's median is 1.36 times EPA's, 36 percent longer, and swmm5-cplus's is 0.99; on all twelve it is slower by more than EPA differs from itself on the same model. The browser is a different machine, with its own compiler between the WebAssembly and the processor, so the two sets of ratios need not agree.</w:t>
+        <w:t xml:space="preserve">In WebAssembly, run in node, swmm5-rust's median is 1.36 times EPA's, 36 percent longer, and swmm5-cplus's is 0.99; on all twelve its median is slower by more than EPA's own two medians differ on the same model. The browser is a different machine, with its own compiler between the WebAssembly and the processor, so the two sets of ratios need not agree.</w:t>
       </w:r>
     </w:p>
     <w:p>
@@ -3334,7 +3334,7 @@
           <wp:inline distT="0" distB="0" distL="0" distR="0">
             <wp:extent cx="5943600" cy="3114675"/>
             <wp:effectExtent t="0" r="0" b="0" l="0"/>
-            <wp:docPr id="15" name="fig_profile.png" descr="Figure 15. Instruction counts for the ten busiest functions of one run. The same libm pow, sin, cos and sincos serve both engines and count the same, so they are left out." title="Figure 15"/>
+            <wp:docPr id="15" name="fig_profile.png" descr="Figure 15. Instruction counts for the ten busiest functions of one run. The same libm pow, sin, cos and sincos serve both engines and count within a few hundred instructions of each other, so they are left out." title="Figure 15"/>
             <wp:cNvGraphicFramePr>
               <a:graphicFrameLocks xmlns:a="http://schemas.openxmlformats.org/drawingml/2006/main" noChangeAspect="1"/>
             </wp:cNvGraphicFramePr>
@@ -3383,7 +3383,7 @@
           <w:sz w:val="18"/>
           <w:szCs w:val="18"/>
         </w:rPr>
-        <w:t xml:space="preserve">Figure 15. Instruction counts for the ten busiest functions of one run. The same libm pow, sin, cos and sincos serve both engines and count the same, so they are left out.</w:t>
+        <w:t xml:space="preserve">Figure 15. Instruction counts for the ten busiest functions of one run. The same libm pow, sin, cos and sincos serve both engines and count within a few hundred instructions of each other, so they are left out.</w:t>
       </w:r>
     </w:p>
     <w:p>
@@ -4151,7 +4151,7 @@
           <w:sz w:val="22"/>
           <w:szCs w:val="22"/>
         </w:rPr>
-        <w:t xml:space="preserve"> and its neighbours without asking whether they exist; the Rust checks each read, a comparison and a branch that is never taken, and returns 0.0 for a read outside the table where C would read whatever lay there (RS-10). Twenty-odd million calls make them count. (</w:t>
+        <w:t xml:space="preserve"> and its neighbours without asking whether they exist; the Rust checks each of those reads, a comparison and a branch that is never taken, and returns 0.0 for one outside the table where C would read whatever lay there (RS-10). Twenty-odd million calls make them count. (</w:t>
       </w:r>
       <w:r>
         <w:rPr>
@@ -4202,7 +4202,25 @@
           <w:sz w:val="22"/>
           <w:szCs w:val="22"/>
         </w:rPr>
-        <w:t xml:space="preserve">, a continuous simulation that reports often, that comes to 2,182,316 memory allocations against EPA's 6,834, 2,096,659 of them in the writer, and the writer, with everything it calls, costs 1.10 billion instructions against EPA's 780 million: 22 percent of the difference on that model. A buffer kept from one write to the next would remove most of it and write the same bytes, and the gate would be the judge of that.</w:t>
+        <w:t xml:space="preserve">, a continuous simulation that reports often, that comes to 2,182,316 calls to </w:t>
+      </w:r>
+      <w:r>
+        <w:rPr>
+          <w:rFonts w:ascii="Consolas" w:cs="Consolas" w:eastAsia="Consolas" w:hAnsi="Consolas"/>
+          <w:color w:val="1B2733"/>
+          <w:sz w:val="19"/>
+          <w:szCs w:val="19"/>
+        </w:rPr>
+        <w:t xml:space="preserve">malloc</w:t>
+      </w:r>
+      <w:r>
+        <w:rPr>
+          <w:rFonts w:ascii="Georgia" w:cs="Georgia" w:eastAsia="Georgia" w:hAnsi="Georgia"/>
+          <w:color w:val="1B2733"/>
+          <w:sz w:val="22"/>
+          <w:szCs w:val="22"/>
+        </w:rPr>
+        <w:t xml:space="preserve"> against EPA's 6,834, 2,096,659 of them from the writer, and the writer, with everything it calls, costs 1.10 billion instructions against EPA's 780 million: 22 percent of the difference on that model. A buffer kept from one write to the next would remove most of it and write the same bytes, and the gate would be the judge of that.</w:t>
       </w:r>
     </w:p>
     <w:p>
